--- a/docs/PRODUCT_ONLY_TRANSACTION_FIRST_NOTES-20260802.docx
+++ b/docs/PRODUCT_ONLY_TRANSACTION_FIRST_NOTES-20260802.docx
@@ -4,133 +4,161 @@
   <w:body>
     <w:p>
       <w:pPr>
-        <w:spacing w:after="120"/>
-        <w:jc w:val="left"/>
+        <w:pStyle w:val="Title"/>
       </w:pPr>
       <w:r>
-        <w:rPr>
-          <w:b/>
-          <w:sz w:val="32"/>
-          <w:color w:val="2E74B5"/>
-        </w:rPr>
-        <w:t>Product-only / Transaction-first Notes</w:t>
+        <w:t>AXIRO Base Admin - Marketplace Hardening Notes</w:t>
+      </w:r>
+    </w:p>
+    <w:p>
+      <w:r>
+        <w:t>Updated: 2026-08-02</w:t>
+      </w:r>
+    </w:p>
+    <w:p>
+      <w:r>
+        <w:t>This note consolidates the product-only transaction-first hardening pass after syncing selected AXIRO parent base logic.</w:t>
       </w:r>
     </w:p>
     <w:p>
       <w:pPr>
-        <w:spacing w:after="180"/>
+        <w:pStyle w:val="Heading1"/>
       </w:pPr>
       <w:r>
-        <w:rPr>
-          <w:sz w:val="22"/>
-          <w:color w:val="555555"/>
-        </w:rPr>
-        <w:t>2026-08-02 | Admin canonical merge note</w:t>
+        <w:t>Scope</w:t>
       </w:r>
     </w:p>
     <w:p>
       <w:pPr>
-        <w:spacing w:before="200" w:after="80"/>
+        <w:ind w:left="360" w:hanging="180"/>
       </w:pPr>
       <w:r>
-        <w:rPr>
-          <w:b/>
-          <w:sz w:val="26"/>
-          <w:color w:val="2E74B5"/>
-        </w:rPr>
-        <w:t>Decision</w:t>
+        <w:t>- No UI code was changed in this increment; canonical manifest was added for parent hardening alignment.</w:t>
       </w:r>
     </w:p>
     <w:p>
       <w:pPr>
-        <w:spacing w:after="120"/>
-        <w:line w:val="300" w:lineRule="auto"/>
+        <w:ind w:left="360" w:hanging="180"/>
       </w:pPr>
       <w:r>
-        <w:rPr>
-          <w:sz w:val="22"/>
-        </w:rPr>
-        <w:t>Admin follows the MBN product-only marketplace model. Product is the sell/rent asset owner; Transaction is the operational workflow owner. The standalone admin Contract module has been removed from the UI surface.</w:t>
+        <w:t>- Admin should stay product-only transaction-first and avoid adding a separate contract module now.</w:t>
       </w:r>
     </w:p>
     <w:p>
       <w:pPr>
-        <w:spacing w:before="200" w:after="80"/>
+        <w:ind w:left="360" w:hanging="180"/>
       </w:pPr>
       <w:r>
-        <w:rPr>
-          <w:b/>
-          <w:sz w:val="26"/>
-          <w:color w:val="2E74B5"/>
-        </w:rPr>
-        <w:t>Admin Surface</w:t>
+        <w:t>- Excluded company/project/team, Reservation/CRM ownership chain, Accounting posting, RBAC graph, inventory and report dependencies.</w:t>
       </w:r>
     </w:p>
     <w:p>
       <w:pPr>
-        <w:spacing w:after="120"/>
-        <w:line w:val="300" w:lineRule="auto"/>
+        <w:pStyle w:val="Heading1"/>
       </w:pPr>
       <w:r>
-        <w:rPr>
-          <w:sz w:val="22"/>
-        </w:rPr>
-        <w:t>Product management owns offer modes, approval, publish state and sale/rental pricing. Transaction detail owns payment, handover, return, dispute and generated-document visibility. Document Templates and Generated Documents replace standalone Contract CRUD.</w:t>
+        <w:t>Recommended Admin Work</w:t>
       </w:r>
     </w:p>
     <w:p>
       <w:pPr>
-        <w:spacing w:before="200" w:after="80"/>
+        <w:ind w:left="360" w:hanging="180"/>
       </w:pPr>
       <w:r>
-        <w:rPr>
-          <w:b/>
-          <w:sz w:val="26"/>
-          <w:color w:val="2E74B5"/>
-        </w:rPr>
-        <w:t>Removed / Deprecated</w:t>
+        <w:t>- Hold monitor and stale hold release workflow.</w:t>
       </w:r>
     </w:p>
     <w:p>
       <w:pPr>
-        <w:spacing w:after="120"/>
-        <w:line w:val="300" w:lineRule="auto"/>
+        <w:ind w:left="360" w:hanging="180"/>
       </w:pPr>
       <w:r>
-        <w:rPr>
-          <w:sz w:val="22"/>
-        </w:rPr>
-        <w:t>/contracts admin route, menu item and route constants; src/modules/contracts pages and service; dashboard contract count as an independent KPI; checks that required a contract list/form module.</w:t>
+        <w:t>- Product availability timeline with source, actor, note and version.</w:t>
       </w:r>
     </w:p>
     <w:p>
       <w:pPr>
-        <w:spacing w:before="200" w:after="80"/>
+        <w:ind w:left="360" w:hanging="180"/>
       </w:pPr>
       <w:r>
-        <w:rPr>
-          <w:b/>
-          <w:sz w:val="26"/>
-          <w:color w:val="2E74B5"/>
-        </w:rPr>
-        <w:t>Merge Notes</w:t>
+        <w:t>- Pending payment, delivery, acceptance and dispute queues.</w:t>
       </w:r>
     </w:p>
     <w:p>
       <w:pPr>
-        <w:spacing w:after="120"/>
-        <w:line w:val="300" w:lineRule="auto"/>
+        <w:ind w:left="360" w:hanging="180"/>
       </w:pPr>
       <w:r>
-        <w:rPr>
-          <w:sz w:val="22"/>
-        </w:rPr>
-        <w:t>Do not restore Contract as a top-level admin module for MBN. If a legal artifact is needed, expose it through generated transaction documents. Keep parent base UI components and route metadata checks aligned with the product-only surface.</w:t>
+        <w:t>- Idempotency audit and duplicate checkout visibility.</w:t>
+      </w:r>
+    </w:p>
+    <w:p>
+      <w:pPr>
+        <w:ind w:left="360" w:hanging="180"/>
+      </w:pPr>
+      <w:r>
+        <w:t>- Wallet, payout, refund and deposit reconciliation screens.</w:t>
+      </w:r>
+    </w:p>
+    <w:p>
+      <w:pPr>
+        <w:pStyle w:val="Heading1"/>
+      </w:pPr>
+      <w:r>
+        <w:t>UI Notes</w:t>
+      </w:r>
+    </w:p>
+    <w:p>
+      <w:pPr>
+        <w:ind w:left="360" w:hanging="180"/>
+      </w:pPr>
+      <w:r>
+        <w:t>- Continue using AXIRO parent color tokens, button/input heights and active states.</w:t>
+      </w:r>
+    </w:p>
+    <w:p>
+      <w:pPr>
+        <w:ind w:left="360" w:hanging="180"/>
+      </w:pPr>
+      <w:r>
+        <w:t>- Show Vietnamese enum labels instead of raw values.</w:t>
+      </w:r>
+    </w:p>
+    <w:p>
+      <w:pPr>
+        <w:ind w:left="360" w:hanging="180"/>
+      </w:pPr>
+      <w:r>
+        <w:t>- Prefer dense table/filter/action workflows over decorative layouts.</w:t>
+      </w:r>
+    </w:p>
+    <w:p>
+      <w:pPr>
+        <w:pStyle w:val="Heading1"/>
+      </w:pPr>
+      <w:r>
+        <w:t>Validation</w:t>
+      </w:r>
+    </w:p>
+    <w:p>
+      <w:pPr>
+        <w:ind w:left="360" w:hanging="180"/>
+      </w:pPr>
+      <w:r>
+        <w:t>- npm run check:all passed.</w:t>
+      </w:r>
+    </w:p>
+    <w:p>
+      <w:pPr>
+        <w:ind w:left="360" w:hanging="180"/>
+      </w:pPr>
+      <w:r>
+        <w:t>- npm run build passed with existing Vite chunk-size warning.</w:t>
       </w:r>
     </w:p>
     <w:sectPr>
-      <w:pgSz w:w="12240" w:h="15840"/>
-      <w:pgMar w:top="1440" w:right="1440" w:bottom="1440" w:left="1440" w:header="708" w:footer="708" w:gutter="0"/>
+      <w:pgSz w:w="11906" w:h="16838"/>
+      <w:pgMar w:top="1440" w:right="1440" w:bottom="1440" w:left="1440"/>
     </w:sectPr>
   </w:body>
 </w:document>
@@ -141,8 +169,22 @@
   <w:style w:type="paragraph" w:default="1" w:styleId="Normal">
     <w:name w:val="Normal"/>
     <w:rPr>
-      <w:rFonts w:ascii="Calibri" w:hAnsi="Calibri"/>
+      <w:rFonts w:ascii="Arial" w:hAnsi="Arial"/>
       <w:sz w:val="22"/>
+    </w:rPr>
+  </w:style>
+  <w:style w:type="paragraph" w:styleId="Title">
+    <w:name w:val="Title"/>
+    <w:rPr>
+      <w:b/>
+      <w:sz w:val="32"/>
+    </w:rPr>
+  </w:style>
+  <w:style w:type="paragraph" w:styleId="Heading1">
+    <w:name w:val="heading 1"/>
+    <w:rPr>
+      <w:b/>
+      <w:sz w:val="26"/>
     </w:rPr>
   </w:style>
 </w:styles>

--- a/docs/PRODUCT_ONLY_TRANSACTION_FIRST_NOTES-20260802.docx
+++ b/docs/PRODUCT_ONLY_TRANSACTION_FIRST_NOTES-20260802.docx
@@ -7,7 +7,7 @@
         <w:pStyle w:val="Title"/>
       </w:pPr>
       <w:r>
-        <w:t>AXIRO Base Admin - Marketplace Hardening Notes</w:t>
+        <w:t>AXIRO Base Admin - Single Admin Operations Notes</w:t>
       </w:r>
     </w:p>
     <w:p>
@@ -17,7 +17,7 @@
     </w:p>
     <w:p>
       <w:r>
-        <w:t>This note consolidates the product-only transaction-first hardening pass after syncing selected AXIRO parent base logic.</w:t>
+        <w:t>Consolidated closure note for the one-admin-many-customers marketplace scope.</w:t>
       </w:r>
     </w:p>
     <w:p>
@@ -25,7 +25,7 @@
         <w:pStyle w:val="Heading1"/>
       </w:pPr>
       <w:r>
-        <w:t>Scope</w:t>
+        <w:t>Scope Decision</w:t>
       </w:r>
     </w:p>
     <w:p>
@@ -33,7 +33,7 @@
         <w:ind w:left="360" w:hanging="180"/>
       </w:pPr>
       <w:r>
-        <w:t>- No UI code was changed in this increment; canonical manifest was added for parent hardening alignment.</w:t>
+        <w:t>- Admin is a single-operator console for many customers, not an enterprise workflow system.</w:t>
       </w:r>
     </w:p>
     <w:p>
@@ -41,7 +41,7 @@
         <w:ind w:left="360" w:hanging="180"/>
       </w:pPr>
       <w:r>
-        <w:t>- Admin should stay product-only transaction-first and avoid adding a separate contract module now.</w:t>
+        <w:t>- Operations Control is intentionally limited to Overview, Hold, Needs Action and Reconciliation.</w:t>
       </w:r>
     </w:p>
     <w:p>
@@ -49,7 +49,15 @@
         <w:ind w:left="360" w:hanging="180"/>
       </w:pPr>
       <w:r>
-        <w:t>- Excluded company/project/team, Reservation/CRM ownership chain, Accounting posting, RBAC graph, inventory and report dependencies.</w:t>
+        <w:t>- Idempotency is shown as a lightweight repeated-checkout warning in overview, not as a standalone heavy module.</w:t>
+      </w:r>
+    </w:p>
+    <w:p>
+      <w:pPr>
+        <w:ind w:left="360" w:hanging="180"/>
+      </w:pPr>
+      <w:r>
+        <w:t>- Contract CRUD is removed from the integration surface; transaction documents stay inside transaction context.</w:t>
       </w:r>
     </w:p>
     <w:p>
@@ -57,7 +65,7 @@
         <w:pStyle w:val="Heading1"/>
       </w:pPr>
       <w:r>
-        <w:t>Recommended Admin Work</w:t>
+        <w:t>Implemented Cleanup</w:t>
       </w:r>
     </w:p>
     <w:p>
@@ -65,7 +73,7 @@
         <w:ind w:left="360" w:hanging="180"/>
       </w:pPr>
       <w:r>
-        <w:t>- Hold monitor and stale hold release workflow.</w:t>
+        <w:t>- Added Operations Control route and menu item.</w:t>
       </w:r>
     </w:p>
     <w:p>
@@ -73,7 +81,7 @@
         <w:ind w:left="360" w:hanging="180"/>
       </w:pPr>
       <w:r>
-        <w:t>- Product availability timeline with source, actor, note and version.</w:t>
+        <w:t>- Added availability filters/version visibility to Product list.</w:t>
       </w:r>
     </w:p>
     <w:p>
@@ -81,7 +89,7 @@
         <w:ind w:left="360" w:hanging="180"/>
       </w:pPr>
       <w:r>
-        <w:t>- Pending payment, delivery, acceptance and dispute queues.</w:t>
+        <w:t>- SLA wording was reduced to overdue work that needs admin attention.</w:t>
       </w:r>
     </w:p>
     <w:p>
@@ -89,7 +97,15 @@
         <w:ind w:left="360" w:hanging="180"/>
       </w:pPr>
       <w:r>
-        <w:t>- Idempotency audit and duplicate checkout visibility.</w:t>
+        <w:t>- API contract snapshot is aligned with the API after removing contract CRUD endpoints.</w:t>
+      </w:r>
+    </w:p>
+    <w:p>
+      <w:pPr>
+        <w:pStyle w:val="Heading1"/>
+      </w:pPr>
+      <w:r>
+        <w:t>Remaining Work</w:t>
       </w:r>
     </w:p>
     <w:p>
@@ -97,15 +113,7 @@
         <w:ind w:left="360" w:hanging="180"/>
       </w:pPr>
       <w:r>
-        <w:t>- Wallet, payout, refund and deposit reconciliation screens.</w:t>
-      </w:r>
-    </w:p>
-    <w:p>
-      <w:pPr>
-        <w:pStyle w:val="Heading1"/>
-      </w:pPr>
-      <w:r>
-        <w:t>UI Notes</w:t>
+        <w:t>- Add simple counters/badges for holds, submitted payments and disputes.</w:t>
       </w:r>
     </w:p>
     <w:p>
@@ -113,7 +121,7 @@
         <w:ind w:left="360" w:hanging="180"/>
       </w:pPr>
       <w:r>
-        <w:t>- Continue using AXIRO parent color tokens, button/input heights and active states.</w:t>
+        <w:t>- Review transaction detail actions so admin can close common issues without jumping modules.</w:t>
       </w:r>
     </w:p>
     <w:p>
@@ -121,15 +129,7 @@
         <w:ind w:left="360" w:hanging="180"/>
       </w:pPr>
       <w:r>
-        <w:t>- Show Vietnamese enum labels instead of raw values.</w:t>
-      </w:r>
-    </w:p>
-    <w:p>
-      <w:pPr>
-        <w:ind w:left="360" w:hanging="180"/>
-      </w:pPr>
-      <w:r>
-        <w:t>- Prefer dense table/filter/action workflows over decorative layouts.</w:t>
+        <w:t>- Continue replacing unnecessary contract wording with transaction document/evidence wording.</w:t>
       </w:r>
     </w:p>
     <w:p>
@@ -153,7 +153,7 @@
         <w:ind w:left="360" w:hanging="180"/>
       </w:pPr>
       <w:r>
-        <w:t>- npm run build passed with existing Vite chunk-size warning.</w:t>
+        <w:t>- npm run build passed with the existing Vite large chunk warning.</w:t>
       </w:r>
     </w:p>
     <w:sectPr>

--- a/docs/PRODUCT_ONLY_TRANSACTION_FIRST_NOTES-20260802.docx
+++ b/docs/PRODUCT_ONLY_TRANSACTION_FIRST_NOTES-20260802.docx
@@ -7,7 +7,7 @@
         <w:pStyle w:val="Title"/>
       </w:pPr>
       <w:r>
-        <w:t xml:space="preserve">AXIRO Base Admin - Transaction Document and Dispute Closure Notes</w:t>
+        <w:t xml:space="preserve">AXIRO Base Admin - Options and Dispute Outcome Notes</w:t>
       </w:r>
     </w:p>
     <w:p>
@@ -36,34 +36,34 @@
         <w:ind w:left="720" w:hanging="360"/>
       </w:pPr>
       <w:r>
-        <w:t xml:space="preserve">- Target model: one admin operator serving many customers.</w:t>
-      </w:r>
-    </w:p>
-    <w:p>
-      <w:pPr>
-        <w:pStyle w:val="ListParagraph"/>
-        <w:ind w:left="720" w:hanging="360"/>
-      </w:pPr>
-      <w:r>
-        <w:t xml:space="preserve">- Transaction remains the lifecycle owner for checkout, payment, handover, dispute, refund and evidence.</w:t>
-      </w:r>
-    </w:p>
-    <w:p>
-      <w:pPr>
-        <w:pStyle w:val="ListParagraph"/>
-        <w:ind w:left="720" w:hanging="360"/>
-      </w:pPr>
-      <w:r>
-        <w:t xml:space="preserve">- Documents are transaction records/evidence, not a standalone Contract business module.</w:t>
-      </w:r>
-    </w:p>
-    <w:p>
-      <w:pPr>
-        <w:pStyle w:val="ListParagraph"/>
-        <w:ind w:left="720" w:hanging="360"/>
-      </w:pPr>
-      <w:r>
-        <w:t xml:space="preserve">- Excluded: RBAC, company/project/team scope, fraud engine, SLA engine, approval center, accounting sync and BI runtime.</w:t>
+        <w:t xml:space="preserve">- Mini remains a one-admin-many-customers marketplace base.</w:t>
+      </w:r>
+    </w:p>
+    <w:p>
+      <w:pPr>
+        <w:pStyle w:val="ListParagraph"/>
+        <w:ind w:left="720" w:hanging="360"/>
+      </w:pPr>
+      <w:r>
+        <w:t xml:space="preserve">- Transaction remains the lifecycle owner; documents are transaction evidence, not a standalone Contract module.</w:t>
+      </w:r>
+    </w:p>
+    <w:p>
+      <w:pPr>
+        <w:pStyle w:val="ListParagraph"/>
+        <w:ind w:left="720" w:hanging="360"/>
+      </w:pPr>
+      <w:r>
+        <w:t xml:space="preserve">- Marketplace options provide canonical labels for document types and dispute outcomes to Admin and Customer apps.</w:t>
+      </w:r>
+    </w:p>
+    <w:p>
+      <w:pPr>
+        <w:pStyle w:val="ListParagraph"/>
+        <w:ind w:left="720" w:hanging="360"/>
+      </w:pPr>
+      <w:r>
+        <w:t xml:space="preserve">- Dispute resolution must end with an explicit outcome: complete, cancel_refund, cancel_no_refund or reopen.</w:t>
       </w:r>
     </w:p>
     <w:p>
@@ -80,43 +80,43 @@
         <w:ind w:left="720" w:hanging="360"/>
       </w:pPr>
       <w:r>
-        <w:t xml:space="preserve">- Use FormRequest as the mutation boundary, following GenerateDocumentRequest and DocumentTemplateRequest in the parent API.</w:t>
-      </w:r>
-    </w:p>
-    <w:p>
-      <w:pPr>
-        <w:pStyle w:val="ListParagraph"/>
-        <w:ind w:left="720" w:hanging="360"/>
-      </w:pPr>
-      <w:r>
-        <w:t xml:space="preserve">- Keep document type/status as finite values with a clear owner; Mini uses DocumentType for canonical keys and legacy aliases.</w:t>
-      </w:r>
-    </w:p>
-    <w:p>
-      <w:pPr>
-        <w:pStyle w:val="ListParagraph"/>
-        <w:ind w:left="720" w:hanging="360"/>
-      </w:pPr>
-      <w:r>
-        <w:t xml:space="preserve">- Keep transaction status as lifecycle action output, not a raw admin-editable field.</w:t>
-      </w:r>
-    </w:p>
-    <w:p>
-      <w:pPr>
-        <w:pStyle w:val="ListParagraph"/>
-        <w:ind w:left="720" w:hanging="360"/>
-      </w:pPr>
-      <w:r>
-        <w:t xml:space="preserve">- Use explicit option/label patterns for document operations; avoid raw ID/key entry in admin workflows.</w:t>
-      </w:r>
-    </w:p>
-    <w:p>
-      <w:pPr>
-        <w:pStyle w:val="ListParagraph"/>
-        <w:ind w:left="720" w:hanging="360"/>
-      </w:pPr>
-      <w:r>
-        <w:t xml:space="preserve">- Do not port parent document compliance, approval center or system operations because they exceed the Mini scope.</w:t>
+        <w:t xml:space="preserve">- Follow backend-owned enum/options patterns from DocumentTemplateType and GeneratedDocumentStatus.</w:t>
+      </w:r>
+    </w:p>
+    <w:p>
+      <w:pPr>
+        <w:pStyle w:val="ListParagraph"/>
+        <w:ind w:left="720" w:hanging="360"/>
+      </w:pPr>
+      <w:r>
+        <w:t xml:space="preserve">- Keep mutation validation in FormRequest, matching GenerateDocumentRequest and DocumentTemplateRequest.</w:t>
+      </w:r>
+    </w:p>
+    <w:p>
+      <w:pPr>
+        <w:pStyle w:val="ListParagraph"/>
+        <w:ind w:left="720" w:hanging="360"/>
+      </w:pPr>
+      <w:r>
+        <w:t xml:space="preserve">- Keep transaction status as lifecycle action output, not a raw editable field.</w:t>
+      </w:r>
+    </w:p>
+    <w:p>
+      <w:pPr>
+        <w:pStyle w:val="ListParagraph"/>
+        <w:ind w:left="720" w:hanging="360"/>
+      </w:pPr>
+      <w:r>
+        <w:t xml:space="preserve">- Use explicit option labels in forms; avoid raw key or ID entry for document/dispute workflows.</w:t>
+      </w:r>
+    </w:p>
+    <w:p>
+      <w:pPr>
+        <w:pStyle w:val="ListParagraph"/>
+        <w:ind w:left="720" w:hanging="360"/>
+      </w:pPr>
+      <w:r>
+        <w:t xml:space="preserve">- Do not port approval center, document compliance, accounting sync, system operations or import/export recovery into Mini.</w:t>
       </w:r>
     </w:p>
     <w:p>
@@ -133,43 +133,78 @@
         <w:ind w:left="720" w:hanging="360"/>
       </w:pPr>
       <w:r>
-        <w:t xml:space="preserve">- Canonical document keys are sale_record and rental_record; legacy sale_contract/rental_contract remain readable through aliases.</w:t>
-      </w:r>
-    </w:p>
-    <w:p>
-      <w:pPr>
-        <w:pStyle w:val="ListParagraph"/>
-        <w:ind w:left="720" w:hanging="360"/>
-      </w:pPr>
-      <w:r>
-        <w:t xml:space="preserve">- Dispute resolution now requires explicit outcome: complete, cancel_refund, cancel_no_refund or reopen.</w:t>
-      </w:r>
-    </w:p>
-    <w:p>
-      <w:pPr>
-        <w:pStyle w:val="ListParagraph"/>
-        <w:ind w:left="720" w:hanging="360"/>
-      </w:pPr>
-      <w:r>
-        <w:t xml:space="preserve">- Admin dispute modal asks for a resolution statement and a clear accepted outcome.</w:t>
-      </w:r>
-    </w:p>
-    <w:p>
-      <w:pPr>
-        <w:pStyle w:val="ListParagraph"/>
-        <w:ind w:left="720" w:hanging="360"/>
-      </w:pPr>
-      <w:r>
-        <w:t xml:space="preserve">- Customer/Admin labels use hồ sơ mua bán and hồ sơ thuê instead of contract wording.</w:t>
-      </w:r>
-    </w:p>
-    <w:p>
-      <w:pPr>
-        <w:pStyle w:val="ListParagraph"/>
-        <w:ind w:left="720" w:hanging="360"/>
-      </w:pPr>
-      <w:r>
-        <w:t xml:space="preserve">- Feature tests cover admin transaction detail actions, cancel refund and dispute terminal outcome.</w:t>
+        <w:t xml:space="preserve">- Added DisputeOutcome enum and backend marketplace options endpoint.</w:t>
+      </w:r>
+    </w:p>
+    <w:p>
+      <w:pPr>
+        <w:pStyle w:val="ListParagraph"/>
+        <w:ind w:left="720" w:hanging="360"/>
+      </w:pPr>
+      <w:r>
+        <w:t xml:space="preserve">- DocumentType owns canonical keys, labels and legacy sale_contract/rental_contract aliases.</w:t>
+      </w:r>
+    </w:p>
+    <w:p>
+      <w:pPr>
+        <w:pStyle w:val="ListParagraph"/>
+        <w:ind w:left="720" w:hanging="360"/>
+      </w:pPr>
+      <w:r>
+        <w:t xml:space="preserve">- Admin and Customer now load document labels from marketplace options with safe fallback labels.</w:t>
+      </w:r>
+    </w:p>
+    <w:p>
+      <w:pPr>
+        <w:pStyle w:val="ListParagraph"/>
+        <w:ind w:left="720" w:hanging="360"/>
+      </w:pPr>
+      <w:r>
+        <w:t xml:space="preserve">- Dispute outcome is stored on marketplace_disputes and notification is sent to both buyer and seller.</w:t>
+      </w:r>
+    </w:p>
+    <w:p>
+      <w:pPr>
+        <w:pStyle w:val="ListParagraph"/>
+        <w:ind w:left="720" w:hanging="360"/>
+      </w:pPr>
+      <w:r>
+        <w:t xml:space="preserve">- E2E tests cover normal completion and dispute refund/cancel terminal lifecycle.</w:t>
+      </w:r>
+    </w:p>
+    <w:p>
+      <w:pPr>
+        <w:pStyle w:val="Heading1"/>
+      </w:pPr>
+      <w:r>
+        <w:t xml:space="preserve">Merge Readiness</w:t>
+      </w:r>
+    </w:p>
+    <w:p>
+      <w:pPr>
+        <w:pStyle w:val="ListParagraph"/>
+        <w:ind w:left="720" w:hanging="360"/>
+      </w:pPr>
+      <w:r>
+        <w:t xml:space="preserve">- Code scope is limited to options, document labels, dispute outcome and lifecycle tests.</w:t>
+      </w:r>
+    </w:p>
+    <w:p>
+      <w:pPr>
+        <w:pStyle w:val="ListParagraph"/>
+        <w:ind w:left="720" w:hanging="360"/>
+      </w:pPr>
+      <w:r>
+        <w:t xml:space="preserve">- No RBAC, company/project/team, approval center, BI, accounting or enterprise operations dependency was added.</w:t>
+      </w:r>
+    </w:p>
+    <w:p>
+      <w:pPr>
+        <w:pStyle w:val="ListParagraph"/>
+        <w:ind w:left="720" w:hanging="360"/>
+      </w:pPr>
+      <w:r>
+        <w:t xml:space="preserve">- Current base is still developing, so marketplace_disputes.outcome is added to the original migration; split migration later for deployed databases.</w:t>
       </w:r>
     </w:p>
     <w:p>
@@ -186,43 +221,43 @@
         <w:ind w:left="720" w:hanging="360"/>
       </w:pPr>
       <w:r>
-        <w:t xml:space="preserve">- Add a data migration to normalize existing generated/template document rows once legacy aliases can be retired.</w:t>
-      </w:r>
-    </w:p>
-    <w:p>
-      <w:pPr>
-        <w:pStyle w:val="ListParagraph"/>
-        <w:ind w:left="720" w:hanging="360"/>
-      </w:pPr>
-      <w:r>
-        <w:t xml:space="preserve">- Expose backend document type options so Admin and Customer can stop keeping duplicated label maps.</w:t>
-      </w:r>
-    </w:p>
-    <w:p>
-      <w:pPr>
-        <w:pStyle w:val="ListParagraph"/>
-        <w:ind w:left="720" w:hanging="360"/>
-      </w:pPr>
-      <w:r>
-        <w:t xml:space="preserve">- Promote dispute outcomes to a shared enum/constant across request, service, tests and frontend.</w:t>
-      </w:r>
-    </w:p>
-    <w:p>
-      <w:pPr>
-        <w:pStyle w:val="ListParagraph"/>
-        <w:ind w:left="720" w:hanging="360"/>
-      </w:pPr>
-      <w:r>
-        <w:t xml:space="preserve">- Notify both customers after every dispute outcome and expose the outcome in transaction history.</w:t>
-      </w:r>
-    </w:p>
-    <w:p>
-      <w:pPr>
-        <w:pStyle w:val="ListParagraph"/>
-        <w:ind w:left="720" w:hanging="360"/>
-      </w:pPr>
-      <w:r>
-        <w:t xml:space="preserve">- Add end-to-end tests for checkout -&gt; payment -&gt; handover -&gt; acceptance -&gt; completion and checkout -&gt; dispute -&gt; refund/cancel.</w:t>
+        <w:t xml:space="preserve">- Add version/cache metadata to marketplace options so clients can invalidate labels safely.</w:t>
+      </w:r>
+    </w:p>
+    <w:p>
+      <w:pPr>
+        <w:pStyle w:val="ListParagraph"/>
+        <w:ind w:left="720" w:hanging="360"/>
+      </w:pPr>
+      <w:r>
+        <w:t xml:space="preserve">- Show dispute outcome in customer transaction timeline with resolver and timestamp.</w:t>
+      </w:r>
+    </w:p>
+    <w:p>
+      <w:pPr>
+        <w:pStyle w:val="ListParagraph"/>
+        <w:ind w:left="720" w:hanging="360"/>
+      </w:pPr>
+      <w:r>
+        <w:t xml:space="preserve">- Add rental E2E: active -&gt; return -&gt; returned -&gt; completed and rental dispute -&gt; cancel/refund.</w:t>
+      </w:r>
+    </w:p>
+    <w:p>
+      <w:pPr>
+        <w:pStyle w:val="ListParagraph"/>
+        <w:ind w:left="720" w:hanging="360"/>
+      </w:pPr>
+      <w:r>
+        <w:t xml:space="preserve">- Generate frontend fallback labels from the API contract to avoid duplicated manual maps.</w:t>
+      </w:r>
+    </w:p>
+    <w:p>
+      <w:pPr>
+        <w:pStyle w:val="ListParagraph"/>
+        <w:ind w:left="720" w:hanging="360"/>
+      </w:pPr>
+      <w:r>
+        <w:t xml:space="preserve">- Decide when to migrate old sale_contract/rental_contract rows and retire read aliases.</w:t>
       </w:r>
     </w:p>
     <w:p>
@@ -239,7 +274,16 @@
         <w:ind w:left="720" w:hanging="360"/>
       </w:pPr>
       <w:r>
-        <w:t xml:space="preserve">- API full PHPUnit passed: 83 tests / 775 assertions.</w:t>
+        <w:t xml:space="preserve">- API migrate:fresh --seed passed on temporary sqlite database.</w:t>
+      </w:r>
+    </w:p>
+    <w:p>
+      <w:pPr>
+        <w:pStyle w:val="ListParagraph"/>
+        <w:ind w:left="720" w:hanging="360"/>
+      </w:pPr>
+      <w:r>
+        <w:t xml:space="preserve">- API full PHPUnit passed: 86 tests / 796 assertions.</w:t>
       </w:r>
     </w:p>
     <w:p>
@@ -257,7 +301,7 @@
         <w:ind w:left="720" w:hanging="360"/>
       </w:pPr>
       <w:r>
-        <w:t xml:space="preserve">- MBN lint, build and API contract check passed.</w:t>
+        <w:t xml:space="preserve">- MBN lint, build and API contract checks passed.</w:t>
       </w:r>
     </w:p>
     <w:p>

--- a/docs/PRODUCT_ONLY_TRANSACTION_FIRST_NOTES-20260802.docx
+++ b/docs/PRODUCT_ONLY_TRANSACTION_FIRST_NOTES-20260802.docx
@@ -7,7 +7,7 @@
         <w:pStyle w:val="Title"/>
       </w:pPr>
       <w:r>
-        <w:t xml:space="preserve">AXIRO Base Admin - Options and Dispute Outcome Notes</w:t>
+        <w:t xml:space="preserve">AXIRO Base Admin - Marketplace Options Cache Notes</w:t>
       </w:r>
     </w:p>
     <w:p>
@@ -19,7 +19,7 @@
     <w:p>
       <w:pPr/>
       <w:r>
-        <w:t xml:space="preserve">Consolidated note after checking current Mini changes against the AXIRO parent direction.</w:t>
+        <w:t xml:space="preserve">Consolidated note after checking current Mini changes against AXIRO parent patterns.</w:t>
       </w:r>
     </w:p>
     <w:p>
@@ -45,25 +45,25 @@
         <w:ind w:left="720" w:hanging="360"/>
       </w:pPr>
       <w:r>
-        <w:t xml:space="preserve">- Transaction remains the lifecycle owner; documents are transaction evidence, not a standalone Contract module.</w:t>
-      </w:r>
-    </w:p>
-    <w:p>
-      <w:pPr>
-        <w:pStyle w:val="ListParagraph"/>
-        <w:ind w:left="720" w:hanging="360"/>
-      </w:pPr>
-      <w:r>
-        <w:t xml:space="preserve">- Marketplace options provide canonical labels for document types and dispute outcomes to Admin and Customer apps.</w:t>
-      </w:r>
-    </w:p>
-    <w:p>
-      <w:pPr>
-        <w:pStyle w:val="ListParagraph"/>
-        <w:ind w:left="720" w:hanging="360"/>
-      </w:pPr>
-      <w:r>
-        <w:t xml:space="preserve">- Dispute resolution must end with an explicit outcome: complete, cancel_refund, cancel_no_refund or reopen.</w:t>
+        <w:t xml:space="preserve">- Marketplace options is the runtime owner for document type and dispute outcome labels.</w:t>
+      </w:r>
+    </w:p>
+    <w:p>
+      <w:pPr>
+        <w:pStyle w:val="ListParagraph"/>
+        <w:ind w:left="720" w:hanging="360"/>
+      </w:pPr>
+      <w:r>
+        <w:t xml:space="preserve">- Contract snapshot option_catalog is the offline fallback for Admin and Customer apps.</w:t>
+      </w:r>
+    </w:p>
+    <w:p>
+      <w:pPr>
+        <w:pStyle w:val="ListParagraph"/>
+        <w:ind w:left="720" w:hanging="360"/>
+      </w:pPr>
+      <w:r>
+        <w:t xml:space="preserve">- Rental lifecycle is now covered by E2E tests for normal completion and dispute cancel/refund.</w:t>
       </w:r>
     </w:p>
     <w:p>
@@ -80,43 +80,34 @@
         <w:ind w:left="720" w:hanging="360"/>
       </w:pPr>
       <w:r>
-        <w:t xml:space="preserve">- Follow backend-owned enum/options patterns from DocumentTemplateType and GeneratedDocumentStatus.</w:t>
-      </w:r>
-    </w:p>
-    <w:p>
-      <w:pPr>
-        <w:pStyle w:val="ListParagraph"/>
-        <w:ind w:left="720" w:hanging="360"/>
-      </w:pPr>
-      <w:r>
-        <w:t xml:space="preserve">- Keep mutation validation in FormRequest, matching GenerateDocumentRequest and DocumentTemplateRequest.</w:t>
-      </w:r>
-    </w:p>
-    <w:p>
-      <w:pPr>
-        <w:pStyle w:val="ListParagraph"/>
-        <w:ind w:left="720" w:hanging="360"/>
-      </w:pPr>
-      <w:r>
-        <w:t xml:space="preserve">- Keep transaction status as lifecycle action output, not a raw editable field.</w:t>
-      </w:r>
-    </w:p>
-    <w:p>
-      <w:pPr>
-        <w:pStyle w:val="ListParagraph"/>
-        <w:ind w:left="720" w:hanging="360"/>
-      </w:pPr>
-      <w:r>
-        <w:t xml:space="preserve">- Use explicit option labels in forms; avoid raw key or ID entry for document/dispute workflows.</w:t>
-      </w:r>
-    </w:p>
-    <w:p>
-      <w:pPr>
-        <w:pStyle w:val="ListParagraph"/>
-        <w:ind w:left="720" w:hanging="360"/>
-      </w:pPr>
-      <w:r>
-        <w:t xml:space="preserve">- Do not port approval center, document compliance, accounting sync, system operations or import/export recovery into Mini.</w:t>
+        <w:t xml:space="preserve">- Follow backend-owned enum/options patterns from the parent DocumentTemplateType and GeneratedDocumentStatus enums.</w:t>
+      </w:r>
+    </w:p>
+    <w:p>
+      <w:pPr>
+        <w:pStyle w:val="ListParagraph"/>
+        <w:ind w:left="720" w:hanging="360"/>
+      </w:pPr>
+      <w:r>
+        <w:t xml:space="preserve">- Keep FormRequest and lifecycle service as mutation boundaries; frontend does not edit raw transaction status.</w:t>
+      </w:r>
+    </w:p>
+    <w:p>
+      <w:pPr>
+        <w:pStyle w:val="ListParagraph"/>
+        <w:ind w:left="720" w:hanging="360"/>
+      </w:pPr>
+      <w:r>
+        <w:t xml:space="preserve">- Use only the parent patterns that fit Mini: options, labels, cache metadata and explicit lifecycle actions.</w:t>
+      </w:r>
+    </w:p>
+    <w:p>
+      <w:pPr>
+        <w:pStyle w:val="ListParagraph"/>
+        <w:ind w:left="720" w:hanging="360"/>
+      </w:pPr>
+      <w:r>
+        <w:t xml:space="preserve">- Do not port approval center, document compliance, accounting sync, import/export recovery or system operations.</w:t>
       </w:r>
     </w:p>
     <w:p>
@@ -133,43 +124,43 @@
         <w:ind w:left="720" w:hanging="360"/>
       </w:pPr>
       <w:r>
-        <w:t xml:space="preserve">- Added DisputeOutcome enum and backend marketplace options endpoint.</w:t>
-      </w:r>
-    </w:p>
-    <w:p>
-      <w:pPr>
-        <w:pStyle w:val="ListParagraph"/>
-        <w:ind w:left="720" w:hanging="360"/>
-      </w:pPr>
-      <w:r>
-        <w:t xml:space="preserve">- DocumentType owns canonical keys, labels and legacy sale_contract/rental_contract aliases.</w:t>
-      </w:r>
-    </w:p>
-    <w:p>
-      <w:pPr>
-        <w:pStyle w:val="ListParagraph"/>
-        <w:ind w:left="720" w:hanging="360"/>
-      </w:pPr>
-      <w:r>
-        <w:t xml:space="preserve">- Admin and Customer now load document labels from marketplace options with safe fallback labels.</w:t>
-      </w:r>
-    </w:p>
-    <w:p>
-      <w:pPr>
-        <w:pStyle w:val="ListParagraph"/>
-        <w:ind w:left="720" w:hanging="360"/>
-      </w:pPr>
-      <w:r>
-        <w:t xml:space="preserve">- Dispute outcome is stored on marketplace_disputes and notification is sent to both buyer and seller.</w:t>
-      </w:r>
-    </w:p>
-    <w:p>
-      <w:pPr>
-        <w:pStyle w:val="ListParagraph"/>
-        <w:ind w:left="720" w:hanging="360"/>
-      </w:pPr>
-      <w:r>
-        <w:t xml:space="preserve">- E2E tests cover normal completion and dispute refund/cancel terminal lifecycle.</w:t>
+        <w:t xml:space="preserve">- Added MarketplaceOptionsCatalog with version, hash, TTL and payload owner.</w:t>
+      </w:r>
+    </w:p>
+    <w:p>
+      <w:pPr>
+        <w:pStyle w:val="ListParagraph"/>
+        <w:ind w:left="720" w:hanging="360"/>
+      </w:pPr>
+      <w:r>
+        <w:t xml:space="preserve">- Marketplace options endpoint now returns ETag and cache headers.</w:t>
+      </w:r>
+    </w:p>
+    <w:p>
+      <w:pPr>
+        <w:pStyle w:val="ListParagraph"/>
+        <w:ind w:left="720" w:hanging="360"/>
+      </w:pPr>
+      <w:r>
+        <w:t xml:space="preserve">- Customer transaction show includes dispute resolution/outcome for timeline display.</w:t>
+      </w:r>
+    </w:p>
+    <w:p>
+      <w:pPr>
+        <w:pStyle w:val="ListParagraph"/>
+        <w:ind w:left="720" w:hanging="360"/>
+      </w:pPr>
+      <w:r>
+        <w:t xml:space="preserve">- Customer purchase timeline displays dispute outcome label from options/fallback contract.</w:t>
+      </w:r>
+    </w:p>
+    <w:p>
+      <w:pPr>
+        <w:pStyle w:val="ListParagraph"/>
+        <w:ind w:left="720" w:hanging="360"/>
+      </w:pPr>
+      <w:r>
+        <w:t xml:space="preserve">- Admin options loader respects TTL and falls back to contract option_catalog.</w:t>
       </w:r>
     </w:p>
     <w:p>
@@ -186,25 +177,25 @@
         <w:ind w:left="720" w:hanging="360"/>
       </w:pPr>
       <w:r>
-        <w:t xml:space="preserve">- Code scope is limited to options, document labels, dispute outcome and lifecycle tests.</w:t>
-      </w:r>
-    </w:p>
-    <w:p>
-      <w:pPr>
-        <w:pStyle w:val="ListParagraph"/>
-        <w:ind w:left="720" w:hanging="360"/>
-      </w:pPr>
-      <w:r>
-        <w:t xml:space="preserve">- No RBAC, company/project/team, approval center, BI, accounting or enterprise operations dependency was added.</w:t>
-      </w:r>
-    </w:p>
-    <w:p>
-      <w:pPr>
-        <w:pStyle w:val="ListParagraph"/>
-        <w:ind w:left="720" w:hanging="360"/>
-      </w:pPr>
-      <w:r>
-        <w:t xml:space="preserve">- Current base is still developing, so marketplace_disputes.outcome is added to the original migration; split migration later for deployed databases.</w:t>
+        <w:t xml:space="preserve">- Scope is limited to options cache, dispute timeline and rental lifecycle tests.</w:t>
+      </w:r>
+    </w:p>
+    <w:p>
+      <w:pPr>
+        <w:pStyle w:val="ListParagraph"/>
+        <w:ind w:left="720" w:hanging="360"/>
+      </w:pPr>
+      <w:r>
+        <w:t xml:space="preserve">- No Contract business module, RBAC, company/project/team, generic SLA/fraud engine or accounting reconciliation was added.</w:t>
+      </w:r>
+    </w:p>
+    <w:p>
+      <w:pPr>
+        <w:pStyle w:val="ListParagraph"/>
+        <w:ind w:left="720" w:hanging="360"/>
+      </w:pPr>
+      <w:r>
+        <w:t xml:space="preserve">- Schema change remains in the original migration because this base is still under active development.</w:t>
       </w:r>
     </w:p>
     <w:p>
@@ -221,43 +212,43 @@
         <w:ind w:left="720" w:hanging="360"/>
       </w:pPr>
       <w:r>
-        <w:t xml:space="preserve">- Add version/cache metadata to marketplace options so clients can invalidate labels safely.</w:t>
-      </w:r>
-    </w:p>
-    <w:p>
-      <w:pPr>
-        <w:pStyle w:val="ListParagraph"/>
-        <w:ind w:left="720" w:hanging="360"/>
-      </w:pPr>
-      <w:r>
-        <w:t xml:space="preserve">- Show dispute outcome in customer transaction timeline with resolver and timestamp.</w:t>
-      </w:r>
-    </w:p>
-    <w:p>
-      <w:pPr>
-        <w:pStyle w:val="ListParagraph"/>
-        <w:ind w:left="720" w:hanging="360"/>
-      </w:pPr>
-      <w:r>
-        <w:t xml:space="preserve">- Add rental E2E: active -&gt; return -&gt; returned -&gt; completed and rental dispute -&gt; cancel/refund.</w:t>
-      </w:r>
-    </w:p>
-    <w:p>
-      <w:pPr>
-        <w:pStyle w:val="ListParagraph"/>
-        <w:ind w:left="720" w:hanging="360"/>
-      </w:pPr>
-      <w:r>
-        <w:t xml:space="preserve">- Generate frontend fallback labels from the API contract to avoid duplicated manual maps.</w:t>
-      </w:r>
-    </w:p>
-    <w:p>
-      <w:pPr>
-        <w:pStyle w:val="ListParagraph"/>
-        <w:ind w:left="720" w:hanging="360"/>
-      </w:pPr>
-      <w:r>
-        <w:t xml:space="preserve">- Decide when to migrate old sale_contract/rental_contract rows and retire read aliases.</w:t>
+        <w:t xml:space="preserve">- Invalidate cached options by contract version if clients can stay open longer than TTL.</w:t>
+      </w:r>
+    </w:p>
+    <w:p>
+      <w:pPr>
+        <w:pStyle w:val="ListParagraph"/>
+        <w:ind w:left="720" w:hanging="360"/>
+      </w:pPr>
+      <w:r>
+        <w:t xml:space="preserve">- Show dispute outcome in Admin transaction timeline as clearly as Customer timeline.</w:t>
+      </w:r>
+    </w:p>
+    <w:p>
+      <w:pPr>
+        <w:pStyle w:val="ListParagraph"/>
+        <w:ind w:left="720" w:hanging="360"/>
+      </w:pPr>
+      <w:r>
+        <w:t xml:space="preserve">- Add E2E for rental overdue and return with partial deposit deduction.</w:t>
+      </w:r>
+    </w:p>
+    <w:p>
+      <w:pPr>
+        <w:pStyle w:val="ListParagraph"/>
+        <w:ind w:left="720" w:hanging="360"/>
+      </w:pPr>
+      <w:r>
+        <w:t xml:space="preserve">- Split marketplace_disputes.outcome into a compatibility migration when running against an existing database.</w:t>
+      </w:r>
+    </w:p>
+    <w:p>
+      <w:pPr>
+        <w:pStyle w:val="ListParagraph"/>
+        <w:ind w:left="720" w:hanging="360"/>
+      </w:pPr>
+      <w:r>
+        <w:t xml:space="preserve">- Generate frontend fallback labels from contract snapshots automatically during contract sync.</w:t>
       </w:r>
     </w:p>
     <w:p>
@@ -283,7 +274,7 @@
         <w:ind w:left="720" w:hanging="360"/>
       </w:pPr>
       <w:r>
-        <w:t xml:space="preserve">- API full PHPUnit passed: 86 tests / 796 assertions.</w:t>
+        <w:t xml:space="preserve">- API full PHPUnit passed: 89 tests / 829 assertions.</w:t>
       </w:r>
     </w:p>
     <w:p>
@@ -301,7 +292,7 @@
         <w:ind w:left="720" w:hanging="360"/>
       </w:pPr>
       <w:r>
-        <w:t xml:space="preserve">- MBN lint, build and API contract checks passed.</w:t>
+        <w:t xml:space="preserve">- MBN lint, build and contract checks passed.</w:t>
       </w:r>
     </w:p>
     <w:p>

--- a/docs/PRODUCT_ONLY_TRANSACTION_FIRST_NOTES-20260802.docx
+++ b/docs/PRODUCT_ONLY_TRANSACTION_FIRST_NOTES-20260802.docx
@@ -4,7 +4,7 @@
   <w:body>
     <w:p>
       <w:r>
-        <w:t>AXIRO Base Admin - Product-only Marketplace Operations Notes</w:t>
+        <w:t>AXIRO Base Admin - Marketplace Operations Closure Notes</w:t>
       </w:r>
     </w:p>
     <w:p>
@@ -19,22 +19,22 @@
     </w:p>
     <w:p>
       <w:r>
-        <w:t>- Mini remains a one-admin-many-customers marketplace base.</w:t>
-      </w:r>
-    </w:p>
-    <w:p>
-      <w:r>
-        <w:t>- Marketplace options is the runtime owner for document type and dispute outcome labels.</w:t>
-      </w:r>
-    </w:p>
-    <w:p>
-      <w:r>
-        <w:t>- Transaction lifecycle remains product-only; no Contract business module is required for MBN now.</w:t>
-      </w:r>
-    </w:p>
-    <w:p>
-      <w:r>
-        <w:t>- Admin actions are explicit lifecycle commands; frontend must not mutate raw transaction status.</w:t>
+        <w:t>- Mini remains a one-admin-many-customers, product-only marketplace base.</w:t>
+      </w:r>
+    </w:p>
+    <w:p>
+      <w:r>
+        <w:t>- Admin operations now focus on transaction notifications, rental queues and rental settlement audit.</w:t>
+      </w:r>
+    </w:p>
+    <w:p>
+      <w:r>
+        <w:t>- No Contract business module is introduced; transactions remain the lifecycle owner.</w:t>
+      </w:r>
+    </w:p>
+    <w:p>
+      <w:r>
+        <w:t>- No RBAC, company, department, project, accounting reconciliation, SLA engine, fraud engine or BI module is ported from AXIRO parent.</w:t>
       </w:r>
     </w:p>
     <w:p>
@@ -44,52 +44,47 @@
     </w:p>
     <w:p>
       <w:r>
-        <w:t>- Follow recent parent hardening around notification routing and runtime contracts by storing transaction_id and transaction_code as queryable notification fields.</w:t>
-      </w:r>
-    </w:p>
-    <w:p>
-      <w:r>
-        <w:t>- Keep FormRequest plus lifecycle service as the mutation boundary, matching AXIRO parent service ownership patterns.</w:t>
-      </w:r>
-    </w:p>
-    <w:p>
-      <w:r>
-        <w:t>- Do not port calendar reminders, workflow automation, compliance center, accounting sync, import/export recovery, company/project/team or RBAC dependencies into Mini.</w:t>
-      </w:r>
-    </w:p>
-    <w:p>
-      <w:r>
-        <w:t>Implemented Cleanup</w:t>
-      </w:r>
-    </w:p>
-    <w:p>
-      <w:r>
-        <w:t>- Marketplace options endpoint exposes ETag, options metadata and contract metadata for cache invalidation.</w:t>
-      </w:r>
-    </w:p>
-    <w:p>
-      <w:r>
-        <w:t>- Admin and Customer generated fallback labels are produced from marketplace-contract.json through sync scripts.</w:t>
-      </w:r>
-    </w:p>
-    <w:p>
-      <w:r>
-        <w:t>- Admin transaction timeline shows dispute outcomes by catalog label and rental deposit deduction amounts.</w:t>
-      </w:r>
-    </w:p>
-    <w:p>
-      <w:r>
-        <w:t>- Rental overdue marks the transaction and notifies both buyer/renter and seller/lessor.</w:t>
-      </w:r>
-    </w:p>
-    <w:p>
-      <w:r>
-        <w:t>- Rental completion can refund the remaining deposit and release the deducted amount to the lessor.</w:t>
-      </w:r>
-    </w:p>
-    <w:p>
-      <w:r>
-        <w:t>- Deposit deduction requires a reason and is allocated by remaining deduction to avoid duplicate deduction across refundable payments.</w:t>
+        <w:t>- Aligned with recent AXIRO parent hardening around notification runtime and routing contracts.</w:t>
+      </w:r>
+    </w:p>
+    <w:p>
+      <w:r>
+        <w:t>- Kept only the parent pattern that fits Mini: queryable notification references, explicit operation queues, and source-clean packaging.</w:t>
+      </w:r>
+    </w:p>
+    <w:p>
+      <w:r>
+        <w:t>- Skipped organization hierarchy, company hub and workflow/calendar runtime because those are outside Mini marketplace scope.</w:t>
+      </w:r>
+    </w:p>
+    <w:p>
+      <w:r>
+        <w:t>Implemented This Round</w:t>
+      </w:r>
+    </w:p>
+    <w:p>
+      <w:r>
+        <w:t>- Admin notification center can filter by keyword, transaction, customer, notification type and read state.</w:t>
+      </w:r>
+    </w:p>
+    <w:p>
+      <w:r>
+        <w:t>- Operations dashboard now exposes rental overdue, pending return and deposit deduction review queues.</w:t>
+      </w:r>
+    </w:p>
+    <w:p>
+      <w:r>
+        <w:t>- Rental settlement audit has list API and CSV export with deduction and dispute outcome columns.</w:t>
+      </w:r>
+    </w:p>
+    <w:p>
+      <w:r>
+        <w:t>- Customer transaction detail explains deposit refund and deduction outcome.</w:t>
+      </w:r>
+    </w:p>
+    <w:p>
+      <w:r>
+        <w:t>- Contract snapshots include transaction.overdue and settlement.partially_refunded because both are runtime states.</w:t>
       </w:r>
     </w:p>
     <w:p>
@@ -99,17 +94,22 @@
     </w:p>
     <w:p>
       <w:r>
-        <w:t>- Scope is limited to marketplace options, transaction lifecycle, notification routing and transaction detail UX.</w:t>
-      </w:r>
-    </w:p>
-    <w:p>
-      <w:r>
-        <w:t>- No Contract module, RBAC, company/project/team, generic SLA/fraud engine or accounting reconciliation was added.</w:t>
-      </w:r>
-    </w:p>
-    <w:p>
-      <w:r>
-        <w:t>- Schema changes are still applied to original migrations because this base is in active development; future live databases need additive migrations.</w:t>
+        <w:t>- Scope is limited to marketplace notification, operation queue, settlement audit and customer transaction detail presentation.</w:t>
+      </w:r>
+    </w:p>
+    <w:p>
+      <w:r>
+        <w:t>- API response envelope, /api/v1 routes and service boundaries are preserved.</w:t>
+      </w:r>
+    </w:p>
+    <w:p>
+      <w:r>
+        <w:t>- Frontend continues to use base list/filter/table/page primitives in Admin and existing compact customer layout in MBN React.</w:t>
+      </w:r>
+    </w:p>
+    <w:p>
+      <w:r>
+        <w:t>- Generated marketplace options fallback remains current.</w:t>
       </w:r>
     </w:p>
     <w:p>
@@ -119,7 +119,7 @@
     </w:p>
     <w:p>
       <w:r>
-        <w:t>- API focused lifecycle/options tests passed: 8 tests / 68 assertions.</w:t>
+        <w:t>- API focused tests passed: 13 tests / 263 assertions.</w:t>
       </w:r>
     </w:p>
     <w:p>
@@ -134,12 +134,7 @@
     </w:p>
     <w:p>
       <w:r>
-        <w:t>- Whitespace diff checks passed for all three repos.</w:t>
-      </w:r>
-    </w:p>
-    <w:p>
-      <w:r>
-        <w:t>- DOCX was structurally updated through OOXML; visual render QA was skipped because LibreOffice/soffice is unavailable on this machine.</w:t>
+        <w:t>- DOCX was structurally updated through OOXML and zip integrity was checked; visual render QA was skipped because LibreOffice/soffice is unavailable.</w:t>
       </w:r>
     </w:p>
     <w:p>
@@ -149,27 +144,27 @@
     </w:p>
     <w:p>
       <w:r>
-        <w:t>- Add admin notification filters by transaction_id/type/customer and unread state.</w:t>
-      </w:r>
-    </w:p>
-    <w:p>
-      <w:r>
-        <w:t>- Add an operations dashboard queue for overdue rentals, pending returns and deposit deduction review.</w:t>
-      </w:r>
-    </w:p>
-    <w:p>
-      <w:r>
-        <w:t>- Add settlement audit export for completed rental deductions and dispute outcomes.</w:t>
-      </w:r>
-    </w:p>
-    <w:p>
-      <w:r>
-        <w:t>- Add compatibility migrations before applying these schema changes to any database with existing data.</w:t>
-      </w:r>
-    </w:p>
-    <w:p>
-      <w:r>
-        <w:t>- Add a small customer-facing explanation for deposit deduction outcome in purchase/rental detail.</w:t>
+        <w:t>- Add admin detail drawer/page for a single notification with linked transaction timeline and customer context.</w:t>
+      </w:r>
+    </w:p>
+    <w:p>
+      <w:r>
+        <w:t>- Add settlement export filters by status, customer and date range before operating with larger data volumes.</w:t>
+      </w:r>
+    </w:p>
+    <w:p>
+      <w:r>
+        <w:t>- Add compatibility migrations before applying current schema changes to any database with existing data.</w:t>
+      </w:r>
+    </w:p>
+    <w:p>
+      <w:r>
+        <w:t>- Add customer-facing dispute/settlement copy review for clearer wording around deposit deductions.</w:t>
+      </w:r>
+    </w:p>
+    <w:p>
+      <w:r>
+        <w:t>- Consider code-splitting Admin heavy pages to reduce the current Vite chunk-size warning.</w:t>
       </w:r>
     </w:p>
     <w:sectPr>

--- a/docs/PRODUCT_ONLY_TRANSACTION_FIRST_NOTES-20260802.docx
+++ b/docs/PRODUCT_ONLY_TRANSACTION_FIRST_NOTES-20260802.docx
@@ -4,7 +4,7 @@
   <w:body>
     <w:p>
       <w:r>
-        <w:t>AXIRO Base Admin - Marketplace Operations Closure Notes</w:t>
+        <w:t>AXIRO Base Admin - Notification Detail and Settlement Filter Notes</w:t>
       </w:r>
     </w:p>
     <w:p>
@@ -24,17 +24,17 @@
     </w:p>
     <w:p>
       <w:r>
-        <w:t>- Admin operations now focus on transaction notifications, rental queues and rental settlement audit.</w:t>
-      </w:r>
-    </w:p>
-    <w:p>
-      <w:r>
-        <w:t>- No Contract business module is introduced; transactions remain the lifecycle owner.</w:t>
-      </w:r>
-    </w:p>
-    <w:p>
-      <w:r>
-        <w:t>- No RBAC, company, department, project, accounting reconciliation, SLA engine, fraud engine or BI module is ported from AXIRO parent.</w:t>
+        <w:t>- Notification detail is an admin operations aid, not a new messaging or CRM module.</w:t>
+      </w:r>
+    </w:p>
+    <w:p>
+      <w:r>
+        <w:t>- Rental settlement filters and export stay inside transaction operations; no accounting reconciliation module is introduced.</w:t>
+      </w:r>
+    </w:p>
+    <w:p>
+      <w:r>
+        <w:t>- Customer copy explains deposit settlement without adding a Contract module.</w:t>
       </w:r>
     </w:p>
     <w:p>
@@ -44,17 +44,17 @@
     </w:p>
     <w:p>
       <w:r>
-        <w:t>- Aligned with recent AXIRO parent hardening around notification runtime and routing contracts.</w:t>
-      </w:r>
-    </w:p>
-    <w:p>
-      <w:r>
-        <w:t>- Kept only the parent pattern that fits Mini: queryable notification references, explicit operation queues, and source-clean packaging.</w:t>
-      </w:r>
-    </w:p>
-    <w:p>
-      <w:r>
-        <w:t>- Skipped organization hierarchy, company hub and workflow/calendar runtime because those are outside Mini marketplace scope.</w:t>
+        <w:t>- Aligned with AXIRO parent notification routing hardening and runtime UI chunk separation patterns.</w:t>
+      </w:r>
+    </w:p>
+    <w:p>
+      <w:r>
+        <w:t>- Kept route-level lazy splitting for Admin screens to reduce initial bundle pressure.</w:t>
+      </w:r>
+    </w:p>
+    <w:p>
+      <w:r>
+        <w:t>- Skipped organization hierarchy, company hub, workflow/calendar runtime and company-specific fetch optimizations because they are outside Mini scope.</w:t>
       </w:r>
     </w:p>
     <w:p>
@@ -64,27 +64,32 @@
     </w:p>
     <w:p>
       <w:r>
-        <w:t>- Admin notification center can filter by keyword, transaction, customer, notification type and read state.</w:t>
-      </w:r>
-    </w:p>
-    <w:p>
-      <w:r>
-        <w:t>- Operations dashboard now exposes rental overdue, pending return and deposit deduction review queues.</w:t>
-      </w:r>
-    </w:p>
-    <w:p>
-      <w:r>
-        <w:t>- Rental settlement audit has list API and CSV export with deduction and dispute outcome columns.</w:t>
-      </w:r>
-    </w:p>
-    <w:p>
-      <w:r>
-        <w:t>- Customer transaction detail explains deposit refund and deduction outcome.</w:t>
-      </w:r>
-    </w:p>
-    <w:p>
-      <w:r>
-        <w:t>- Contract snapshots include transaction.overdue and settlement.partially_refunded because both are runtime states.</w:t>
+        <w:t>- Admin notification detail endpoint returns customer context, transaction context and transaction timeline.</w:t>
+      </w:r>
+    </w:p>
+    <w:p>
+      <w:r>
+        <w:t>- Admin notification list opens a drawer and marks unread notifications as read after detail load.</w:t>
+      </w:r>
+    </w:p>
+    <w:p>
+      <w:r>
+        <w:t>- Rental settlement list and CSV export share filters: status, transaction, customer and completed date range.</w:t>
+      </w:r>
+    </w:p>
+    <w:p>
+      <w:r>
+        <w:t>- Admin route config uses lazy imports plus Suspense for screen-level code splitting.</w:t>
+      </w:r>
+    </w:p>
+    <w:p>
+      <w:r>
+        <w:t>- Customer rental settlement copy now emphasizes deposit reconciliation, actual returned deposit and deduction basis.</w:t>
+      </w:r>
+    </w:p>
+    <w:p>
+      <w:r>
+        <w:t>- Contract snapshots include GET /notifications/{notification}.</w:t>
       </w:r>
     </w:p>
     <w:p>
@@ -94,22 +99,22 @@
     </w:p>
     <w:p>
       <w:r>
-        <w:t>- Scope is limited to marketplace notification, operation queue, settlement audit and customer transaction detail presentation.</w:t>
-      </w:r>
-    </w:p>
-    <w:p>
-      <w:r>
-        <w:t>- API response envelope, /api/v1 routes and service boundaries are preserved.</w:t>
-      </w:r>
-    </w:p>
-    <w:p>
-      <w:r>
-        <w:t>- Frontend continues to use base list/filter/table/page primitives in Admin and existing compact customer layout in MBN React.</w:t>
-      </w:r>
-    </w:p>
-    <w:p>
-      <w:r>
-        <w:t>- Generated marketplace options fallback remains current.</w:t>
+        <w:t>- API response envelope and /api/v1 route versioning are preserved.</w:t>
+      </w:r>
+    </w:p>
+    <w:p>
+      <w:r>
+        <w:t>- Mutation boundaries remain in existing services and FormRequests; frontend reads/filters/exports only.</w:t>
+      </w:r>
+    </w:p>
+    <w:p>
+      <w:r>
+        <w:t>- No RBAC, company/project/team, SLA, fraud, BI or accounting module was added.</w:t>
+      </w:r>
+    </w:p>
+    <w:p>
+      <w:r>
+        <w:t>- Schema remains unchanged in this round.</w:t>
       </w:r>
     </w:p>
     <w:p>
@@ -119,7 +124,7 @@
     </w:p>
     <w:p>
       <w:r>
-        <w:t>- API focused tests passed: 13 tests / 263 assertions.</w:t>
+        <w:t>- API focused notification detail, settlement export filter and compatibility tests passed.</w:t>
       </w:r>
     </w:p>
     <w:p>
@@ -144,27 +149,27 @@
     </w:p>
     <w:p>
       <w:r>
-        <w:t>- Add admin detail drawer/page for a single notification with linked transaction timeline and customer context.</w:t>
-      </w:r>
-    </w:p>
-    <w:p>
-      <w:r>
-        <w:t>- Add settlement export filters by status, customer and date range before operating with larger data volumes.</w:t>
-      </w:r>
-    </w:p>
-    <w:p>
-      <w:r>
-        <w:t>- Add compatibility migrations before applying current schema changes to any database with existing data.</w:t>
-      </w:r>
-    </w:p>
-    <w:p>
-      <w:r>
-        <w:t>- Add customer-facing dispute/settlement copy review for clearer wording around deposit deductions.</w:t>
-      </w:r>
-    </w:p>
-    <w:p>
-      <w:r>
-        <w:t>- Consider code-splitting Admin heavy pages to reduce the current Vite chunk-size warning.</w:t>
+        <w:t>- Add saved filter presets for operations queues if admin usage becomes repetitive.</w:t>
+      </w:r>
+    </w:p>
+    <w:p>
+      <w:r>
+        <w:t>- Add export job/background streaming only when settlement CSV becomes too large for direct download.</w:t>
+      </w:r>
+    </w:p>
+    <w:p>
+      <w:r>
+        <w:t>- Add notification counters in the Admin shell only after unread-count polling or server push is scoped clearly.</w:t>
+      </w:r>
+    </w:p>
+    <w:p>
+      <w:r>
+        <w:t>- Prepare additive migrations before running this base against any database with existing production data.</w:t>
+      </w:r>
+    </w:p>
+    <w:p>
+      <w:r>
+        <w:t>- Continue splitting Admin shared base/AntD chunk if first-load performance becomes a real issue.</w:t>
       </w:r>
     </w:p>
     <w:sectPr>

--- a/docs/PRODUCT_ONLY_TRANSACTION_FIRST_NOTES-20260802.docx
+++ b/docs/PRODUCT_ONLY_TRANSACTION_FIRST_NOTES-20260802.docx
@@ -4,7 +4,7 @@
   <w:body>
     <w:p>
       <w:r>
-        <w:t>AXIRO Base Admin - Notification Detail and Settlement Filter Notes</w:t>
+        <w:t>AXIRO Base Admin - Operations Presets and Export Queue Notes</w:t>
       </w:r>
     </w:p>
     <w:p>
@@ -24,17 +24,17 @@
     </w:p>
     <w:p>
       <w:r>
-        <w:t>- Notification detail is an admin operations aid, not a new messaging or CRM module.</w:t>
-      </w:r>
-    </w:p>
-    <w:p>
-      <w:r>
-        <w:t>- Rental settlement filters and export stay inside transaction operations; no accounting reconciliation module is introduced.</w:t>
-      </w:r>
-    </w:p>
-    <w:p>
-      <w:r>
-        <w:t>- Customer copy explains deposit settlement without adding a Contract module.</w:t>
+        <w:t>- Saved filter presets are browser-local helpers for admin operations, not a new user preference subsystem.</w:t>
+      </w:r>
+    </w:p>
+    <w:p>
+      <w:r>
+        <w:t>- Queued rental settlement export stays inside marketplace operations and does not introduce accounting/BI.</w:t>
+      </w:r>
+    </w:p>
+    <w:p>
+      <w:r>
+        <w:t>- Unread notification counters are lightweight overview metrics; no server push is added yet.</w:t>
       </w:r>
     </w:p>
     <w:p>
@@ -44,17 +44,17 @@
     </w:p>
     <w:p>
       <w:r>
-        <w:t>- Aligned with AXIRO parent notification routing hardening and runtime UI chunk separation patterns.</w:t>
-      </w:r>
-    </w:p>
-    <w:p>
-      <w:r>
-        <w:t>- Kept route-level lazy splitting for Admin screens to reduce initial bundle pressure.</w:t>
-      </w:r>
-    </w:p>
-    <w:p>
-      <w:r>
-        <w:t>- Skipped organization hierarchy, company hub, workflow/calendar runtime and company-specific fetch optimizations because they are outside Mini scope.</w:t>
+        <w:t>- Aligned with AXIRO parent direction around import/export cleanup, notification runtime hardening and source-clean packaging.</w:t>
+      </w:r>
+    </w:p>
+    <w:p>
+      <w:r>
+        <w:t>- Kept only patterns that fit Mini: queued export request, authenticated download, expiry and lightweight counters.</w:t>
+      </w:r>
+    </w:p>
+    <w:p>
+      <w:r>
+        <w:t>- Skipped audit-retention, organization hierarchy, company hub and workflow/calendar runtime because they exceed Mini marketplace scope.</w:t>
       </w:r>
     </w:p>
     <w:p>
@@ -64,32 +64,32 @@
     </w:p>
     <w:p>
       <w:r>
-        <w:t>- Admin notification detail endpoint returns customer context, transaction context and transaction timeline.</w:t>
-      </w:r>
-    </w:p>
-    <w:p>
-      <w:r>
-        <w:t>- Admin notification list opens a drawer and marks unread notifications as read after detail load.</w:t>
-      </w:r>
-    </w:p>
-    <w:p>
-      <w:r>
-        <w:t>- Rental settlement list and CSV export share filters: status, transaction, customer and completed date range.</w:t>
-      </w:r>
-    </w:p>
-    <w:p>
-      <w:r>
-        <w:t>- Admin route config uses lazy imports plus Suspense for screen-level code splitting.</w:t>
-      </w:r>
-    </w:p>
-    <w:p>
-      <w:r>
-        <w:t>- Customer rental settlement copy now emphasizes deposit reconciliation, actual returned deposit and deduction basis.</w:t>
-      </w:r>
-    </w:p>
-    <w:p>
-      <w:r>
-        <w:t>- Contract snapshots include GET /notifications/{notification}.</w:t>
+        <w:t>- Added MarketplaceExportRequest and BuildRentalSettlementExport for queued rental settlement CSV generation.</w:t>
+      </w:r>
+    </w:p>
+    <w:p>
+      <w:r>
+        <w:t>- Added export status polling and authenticated download endpoints.</w:t>
+      </w:r>
+    </w:p>
+    <w:p>
+      <w:r>
+        <w:t>- Added unread notification counter in operations overview and Admin sidebar badge.</w:t>
+      </w:r>
+    </w:p>
+    <w:p>
+      <w:r>
+        <w:t>- Added local saved filter presets for operations queues and settlement filters.</w:t>
+      </w:r>
+    </w:p>
+    <w:p>
+      <w:r>
+        <w:t>- Added contract routes for queued settlement export endpoints across API/Admin/Customer snapshots.</w:t>
+      </w:r>
+    </w:p>
+    <w:p>
+      <w:r>
+        <w:t>- Adjusted Admin Vite manual chunks for React, Ant Design, HTTP and date dependencies.</w:t>
       </w:r>
     </w:p>
     <w:p>
@@ -104,17 +104,17 @@
     </w:p>
     <w:p>
       <w:r>
-        <w:t>- Mutation boundaries remain in existing services and FormRequests; frontend reads/filters/exports only.</w:t>
-      </w:r>
-    </w:p>
-    <w:p>
-      <w:r>
-        <w:t>- No RBAC, company/project/team, SLA, fraud, BI or accounting module was added.</w:t>
-      </w:r>
-    </w:p>
-    <w:p>
-      <w:r>
-        <w:t>- Schema remains unchanged in this round.</w:t>
+        <w:t>- No RBAC, company/project/team, SLA engine, fraud engine, BI subsystem or accounting reconciliation was introduced.</w:t>
+      </w:r>
+    </w:p>
+    <w:p>
+      <w:r>
+        <w:t>- Schema is still edited in canonical baseline migrations because the project is unreleased; additive migrations are required before preserving live data.</w:t>
+      </w:r>
+    </w:p>
+    <w:p>
+      <w:r>
+        <w:t>- Admin build still reports a large Ant Design vendor chunk; this is a performance follow-up, not a merge blocker.</w:t>
       </w:r>
     </w:p>
     <w:p>
@@ -124,7 +124,7 @@
     </w:p>
     <w:p>
       <w:r>
-        <w:t>- API focused notification detail, settlement export filter and compatibility tests passed.</w:t>
+        <w:t>- API focused operations/export/lifecycle/contract tests passed.</w:t>
       </w:r>
     </w:p>
     <w:p>
@@ -149,27 +149,27 @@
     </w:p>
     <w:p>
       <w:r>
-        <w:t>- Add saved filter presets for operations queues if admin usage becomes repetitive.</w:t>
-      </w:r>
-    </w:p>
-    <w:p>
-      <w:r>
-        <w:t>- Add export job/background streaming only when settlement CSV becomes too large for direct download.</w:t>
-      </w:r>
-    </w:p>
-    <w:p>
-      <w:r>
-        <w:t>- Add notification counters in the Admin shell only after unread-count polling or server push is scoped clearly.</w:t>
-      </w:r>
-    </w:p>
-    <w:p>
-      <w:r>
-        <w:t>- Prepare additive migrations before running this base against any database with existing production data.</w:t>
-      </w:r>
-    </w:p>
-    <w:p>
-      <w:r>
-        <w:t>- Continue splitting Admin shared base/AntD chunk if first-load performance becomes a real issue.</w:t>
+        <w:t>- Add export cleanup command for expired MarketplaceExportRequest files if queued export becomes regular usage.</w:t>
+      </w:r>
+    </w:p>
+    <w:p>
+      <w:r>
+        <w:t>- Add per-admin saved presets only if shared machines or role-based usage appears; localStorage is enough for now.</w:t>
+      </w:r>
+    </w:p>
+    <w:p>
+      <w:r>
+        <w:t>- Add admin export history list when multiple queued exports can be pending at once.</w:t>
+      </w:r>
+    </w:p>
+    <w:p>
+      <w:r>
+        <w:t>- Prepare additive migrations before applying this baseline to a live database.</w:t>
+      </w:r>
+    </w:p>
+    <w:p>
+      <w:r>
+        <w:t>- Continue splitting or reducing Ant Design usage only if first-load metrics show real pain.</w:t>
       </w:r>
     </w:p>
     <w:sectPr>

--- a/docs/PRODUCT_ONLY_TRANSACTION_FIRST_NOTES-20260802.docx
+++ b/docs/PRODUCT_ONLY_TRANSACTION_FIRST_NOTES-20260802.docx
@@ -4,7 +4,7 @@
   <w:body>
     <w:p>
       <w:r>
-        <w:t>AXIRO Base Admin - Operations Presets and Export Queue Notes</w:t>
+        <w:t>AXIRO Base Admin - Notification Detail and Settlement Filter Notes</w:t>
       </w:r>
     </w:p>
     <w:p>
@@ -24,17 +24,17 @@
     </w:p>
     <w:p>
       <w:r>
-        <w:t>- Saved filter presets are browser-local helpers for admin operations, not a new user preference subsystem.</w:t>
-      </w:r>
-    </w:p>
-    <w:p>
-      <w:r>
-        <w:t>- Queued rental settlement export stays inside marketplace operations and does not introduce accounting/BI.</w:t>
-      </w:r>
-    </w:p>
-    <w:p>
-      <w:r>
-        <w:t>- Unread notification counters are lightweight overview metrics; no server push is added yet.</w:t>
+        <w:t>- Notification detail is an admin operations aid, not a new messaging or CRM module.</w:t>
+      </w:r>
+    </w:p>
+    <w:p>
+      <w:r>
+        <w:t>- Rental settlement filters and export stay inside transaction operations; no accounting reconciliation module is introduced.</w:t>
+      </w:r>
+    </w:p>
+    <w:p>
+      <w:r>
+        <w:t>- Customer copy explains deposit settlement without adding a Contract module.</w:t>
       </w:r>
     </w:p>
     <w:p>
@@ -44,17 +44,17 @@
     </w:p>
     <w:p>
       <w:r>
-        <w:t>- Aligned with AXIRO parent direction around import/export cleanup, notification runtime hardening and source-clean packaging.</w:t>
-      </w:r>
-    </w:p>
-    <w:p>
-      <w:r>
-        <w:t>- Kept only patterns that fit Mini: queued export request, authenticated download, expiry and lightweight counters.</w:t>
-      </w:r>
-    </w:p>
-    <w:p>
-      <w:r>
-        <w:t>- Skipped audit-retention, organization hierarchy, company hub and workflow/calendar runtime because they exceed Mini marketplace scope.</w:t>
+        <w:t>- Aligned with AXIRO parent notification routing hardening and runtime UI chunk separation patterns.</w:t>
+      </w:r>
+    </w:p>
+    <w:p>
+      <w:r>
+        <w:t>- Kept route-level lazy splitting for Admin screens to reduce initial bundle pressure.</w:t>
+      </w:r>
+    </w:p>
+    <w:p>
+      <w:r>
+        <w:t>- Skipped organization hierarchy, company hub, workflow/calendar runtime and company-specific fetch optimizations because they are outside Mini scope.</w:t>
       </w:r>
     </w:p>
     <w:p>
@@ -64,32 +64,32 @@
     </w:p>
     <w:p>
       <w:r>
-        <w:t>- Added MarketplaceExportRequest and BuildRentalSettlementExport for queued rental settlement CSV generation.</w:t>
-      </w:r>
-    </w:p>
-    <w:p>
-      <w:r>
-        <w:t>- Added export status polling and authenticated download endpoints.</w:t>
-      </w:r>
-    </w:p>
-    <w:p>
-      <w:r>
-        <w:t>- Added unread notification counter in operations overview and Admin sidebar badge.</w:t>
-      </w:r>
-    </w:p>
-    <w:p>
-      <w:r>
-        <w:t>- Added local saved filter presets for operations queues and settlement filters.</w:t>
-      </w:r>
-    </w:p>
-    <w:p>
-      <w:r>
-        <w:t>- Added contract routes for queued settlement export endpoints across API/Admin/Customer snapshots.</w:t>
-      </w:r>
-    </w:p>
-    <w:p>
-      <w:r>
-        <w:t>- Adjusted Admin Vite manual chunks for React, Ant Design, HTTP and date dependencies.</w:t>
+        <w:t>- Admin notification detail endpoint returns customer context, transaction context and transaction timeline.</w:t>
+      </w:r>
+    </w:p>
+    <w:p>
+      <w:r>
+        <w:t>- Admin notification list opens a drawer and marks unread notifications as read after detail load.</w:t>
+      </w:r>
+    </w:p>
+    <w:p>
+      <w:r>
+        <w:t>- Rental settlement list and CSV export share filters: status, transaction, customer and completed date range.</w:t>
+      </w:r>
+    </w:p>
+    <w:p>
+      <w:r>
+        <w:t>- Admin route config uses lazy imports plus Suspense for screen-level code splitting.</w:t>
+      </w:r>
+    </w:p>
+    <w:p>
+      <w:r>
+        <w:t>- Customer rental settlement copy now emphasizes deposit reconciliation, actual returned deposit and deduction basis.</w:t>
+      </w:r>
+    </w:p>
+    <w:p>
+      <w:r>
+        <w:t>- Contract snapshots include GET /notifications/{notification}.</w:t>
       </w:r>
     </w:p>
     <w:p>
@@ -104,17 +104,17 @@
     </w:p>
     <w:p>
       <w:r>
-        <w:t>- No RBAC, company/project/team, SLA engine, fraud engine, BI subsystem or accounting reconciliation was introduced.</w:t>
-      </w:r>
-    </w:p>
-    <w:p>
-      <w:r>
-        <w:t>- Schema is still edited in canonical baseline migrations because the project is unreleased; additive migrations are required before preserving live data.</w:t>
-      </w:r>
-    </w:p>
-    <w:p>
-      <w:r>
-        <w:t>- Admin build still reports a large Ant Design vendor chunk; this is a performance follow-up, not a merge blocker.</w:t>
+        <w:t>- Mutation boundaries remain in existing services and FormRequests; frontend reads/filters/exports only.</w:t>
+      </w:r>
+    </w:p>
+    <w:p>
+      <w:r>
+        <w:t>- No RBAC, company/project/team, SLA, fraud, BI or accounting module was added.</w:t>
+      </w:r>
+    </w:p>
+    <w:p>
+      <w:r>
+        <w:t>- Schema remains unchanged in this round.</w:t>
       </w:r>
     </w:p>
     <w:p>
@@ -124,7 +124,7 @@
     </w:p>
     <w:p>
       <w:r>
-        <w:t>- API focused operations/export/lifecycle/contract tests passed.</w:t>
+        <w:t>- API focused notification detail, settlement export filter and compatibility tests passed.</w:t>
       </w:r>
     </w:p>
     <w:p>
@@ -149,27 +149,65 @@
     </w:p>
     <w:p>
       <w:r>
-        <w:t>- Add export cleanup command for expired MarketplaceExportRequest files if queued export becomes regular usage.</w:t>
-      </w:r>
-    </w:p>
-    <w:p>
-      <w:r>
-        <w:t>- Add per-admin saved presets only if shared machines or role-based usage appears; localStorage is enough for now.</w:t>
-      </w:r>
-    </w:p>
-    <w:p>
-      <w:r>
-        <w:t>- Add admin export history list when multiple queued exports can be pending at once.</w:t>
-      </w:r>
-    </w:p>
-    <w:p>
-      <w:r>
-        <w:t>- Prepare additive migrations before applying this baseline to a live database.</w:t>
-      </w:r>
-    </w:p>
-    <w:p>
-      <w:r>
-        <w:t>- Continue splitting or reducing Ant Design usage only if first-load metrics show real pain.</w:t>
+        <w:t>- Add saved filter presets for operations queues if admin usage becomes repetitive.</w:t>
+      </w:r>
+    </w:p>
+    <w:p>
+      <w:r>
+        <w:t>- Add export job/background streaming only when settlement CSV becomes too large for direct download.</w:t>
+      </w:r>
+    </w:p>
+    <w:p>
+      <w:r>
+        <w:t>- Add notification counters in the Admin shell only after unread-count polling or server push is scoped clearly.</w:t>
+      </w:r>
+    </w:p>
+    <w:p>
+      <w:r>
+        <w:t>- Prepare additive migrations before running this base against any database with existing production data.</w:t>
+      </w:r>
+    </w:p>
+    <w:p>
+      <w:r>
+        <w:t>- Continue splitting Admin shared base/AntD chunk if first-load performance becomes a real issue.</w:t>
+      </w:r>
+    </w:p>
+    <w:p>
+      <w:r>
+        <w:rPr>
+          <w:b/>
+        </w:rPr>
+        <w:t>Admin Base CRUD and Action Lifecycle Alignment - 2026-08-03</w:t>
+      </w:r>
+    </w:p>
+    <w:p>
+      <w:r>
+        <w:t>- Product, Customer and Transaction admin forms now follow BaseFormPage/BaseForm/BaseFormFooter ownership instead of ad hoc card/button layouts.</w:t>
+      </w:r>
+    </w:p>
+    <w:p>
+      <w:r>
+        <w:t>- Transaction detail now uses the base page header and requires confirmation for payment confirmation and document synchronization.</w:t>
+      </w:r>
+    </w:p>
+    <w:p>
+      <w:r>
+        <w:t>- Document synchronization errors now surface to the admin instead of silently clearing loading state.</w:t>
+      </w:r>
+    </w:p>
+    <w:p>
+      <w:r>
+        <w:t>- Parent classification: mini_bounded. Mini follows AXIRO parent base/action patterns without importing parent module registry, permission graph, company/project scope, accounting or report dependencies.</w:t>
+      </w:r>
+    </w:p>
+    <w:p>
+      <w:r>
+        <w:t>- Verification required: Admin format/source-closure/lint/build and API full PHPUnit after shared transaction/action changes.</w:t>
+      </w:r>
+    </w:p>
+    <w:p>
+      <w:r>
+        <w:t>- Visual DOCX render QA skipped because LibreOffice/soffice is unavailable in this environment.</w:t>
       </w:r>
     </w:p>
     <w:sectPr>

--- a/docs/PRODUCT_ONLY_TRANSACTION_FIRST_NOTES-20260802.docx
+++ b/docs/PRODUCT_ONLY_TRANSACTION_FIRST_NOTES-20260802.docx
@@ -203,6 +203,54 @@
     <w:p>
       <w:r>
         <w:t>- Verification required: Admin format/source-closure/lint/build and API full PHPUnit after shared transaction/action changes.</w:t>
+      </w:r>
+    </w:p>
+    <w:p>
+      <w:r>
+        <w:t>- Visual DOCX render QA skipped because LibreOffice/soffice is unavailable in this environment.</w:t>
+      </w:r>
+    </w:p>
+    <w:p>
+      <w:r>
+        <w:rPr>
+          <w:b/>
+        </w:rPr>
+        <w:t>Transaction Command Center and Customer Journey - 2026-08-03</w:t>
+      </w:r>
+    </w:p>
+    <w:p>
+      <w:r>
+        <w:t>- Backend now owns transaction lifecycle labels, phases, next actions and blocked reasons through TransactionLifecycleCatalog.</w:t>
+      </w:r>
+    </w:p>
+    <w:p>
+      <w:r>
+        <w:t>- TransactionDetailPresenter exposes admin command center and customer journey shapes without adding Contract, RBAC, company, accounting or report dependencies.</w:t>
+      </w:r>
+    </w:p>
+    <w:p>
+      <w:r>
+        <w:t>- Admin transaction detail shows next action, checklist, pending payments and locked actions; payment confirmation remains protected by a confirm action.</w:t>
+      </w:r>
+    </w:p>
+    <w:p>
+      <w:r>
+        <w:t>- Customer purchase detail shows the next step, checklist and top blocking reasons so customers do not need to infer the workflow from raw statuses.</w:t>
+      </w:r>
+    </w:p>
+    <w:p>
+      <w:r>
+        <w:t>- Operations queues expose the next action label for stuck transactions to help admin triage faster.</w:t>
+      </w:r>
+    </w:p>
+    <w:p>
+      <w:r>
+        <w:t>- Parent classification: mini_bounded. Mini follows AXIRO parent lifecycle/presenter/action patterns while keeping transaction as the lifecycle owner.</w:t>
+      </w:r>
+    </w:p>
+    <w:p>
+      <w:r>
+        <w:t>- Verification: API full PHPUnit, Admin source/api/command-center checks and build, MBN customer-journey/base/api checks and build passed.</w:t>
       </w:r>
     </w:p>
     <w:p>

--- a/docs/PRODUCT_ONLY_TRANSACTION_FIRST_NOTES-20260802.docx
+++ b/docs/PRODUCT_ONLY_TRANSACTION_FIRST_NOTES-20260802.docx
@@ -256,6 +256,44 @@
     <w:p>
       <w:r>
         <w:t>- Visual DOCX render QA skipped because LibreOffice/soffice is unavailable in this environment.</w:t>
+      </w:r>
+    </w:p>
+    <w:p>
+      <w:r>
+        <w:rPr>
+          <w:b/>
+        </w:rPr>
+        <w:t>Refactor and Release Guard Update - 2026-08-03</w:t>
+      </w:r>
+    </w:p>
+    <w:p>
+      <w:r>
+        <w:t>Scope decision: Mini remains a one-admin-many-customers marketplace base. Customer/product/transaction/wallet/payout/document operations are in scope; company, department, project, HR, accounting, BI reports, CRM reservations and generic workflow automation remain excluded.</w:t>
+      </w:r>
+    </w:p>
+    <w:p>
+      <w:r>
+        <w:t>MBN React: large content and customer page responsibilities were split into lazy data groups, marketplace config and dedicated hooks for product form, purchase detail actions and payout page behavior. Release package and semantic-owner guards were added.</w:t>
+      </w:r>
+    </w:p>
+    <w:p>
+      <w:r>
+        <w:t>AXIRO Admin: relation option behavior was split into resolver, cache and normalizer owners. Transaction detail presentation was split into section panels while keeping BaseView/BaseForm/BaseList ownership.</w:t>
+      </w:r>
+    </w:p>
+    <w:p>
+      <w:r>
+        <w:t>AXIRO API: marketplace document payload/rendering and withdrawal state transitions were separated from coordinator services. Controllers, FormRequest validation, resources and transactional lifecycle services remain the owners.</w:t>
+      </w:r>
+    </w:p>
+    <w:p>
+      <w:r>
+        <w:t>Validation: MBN release/semantic/ownership/base/API/customer-flow gates, lint and build passed. Admin check:all, lint and build passed. API Pint and full PHPUnit passed.</w:t>
+      </w:r>
+    </w:p>
+    <w:p>
+      <w:r>
+        <w:t>Next work: browser QA for login, avatar upload, buy/rent/installment, deposit and payout flows; continue splitting only where a clear owner boundary exists; keep generated contract fallbacks synced before every package.</w:t>
       </w:r>
     </w:p>
     <w:sectPr>

--- a/docs/PRODUCT_ONLY_TRANSACTION_FIRST_NOTES-20260802.docx
+++ b/docs/PRODUCT_ONLY_TRANSACTION_FIRST_NOTES-20260802.docx
@@ -294,6 +294,44 @@
     <w:p>
       <w:r>
         <w:t>Next work: browser QA for login, avatar upload, buy/rent/installment, deposit and payout flows; continue splitting only where a clear owner boundary exists; keep generated contract fallbacks synced before every package.</w:t>
+      </w:r>
+    </w:p>
+    <w:p>
+      <w:r>
+        <w:rPr>
+          <w:b/>
+        </w:rPr>
+        <w:t>Accepted Baseline Metadata - 2026-08-03</w:t>
+      </w:r>
+    </w:p>
+    <w:p>
+      <w:r>
+        <w:t>Repository: axiro-base-admin</w:t>
+      </w:r>
+    </w:p>
+    <w:p>
+      <w:r>
+        <w:t>Accepted baseline commit: 46cc49b</w:t>
+      </w:r>
+    </w:p>
+    <w:p>
+      <w:r>
+        <w:t>Marketplace contract baseline: 2026-08-03.1</w:t>
+      </w:r>
+    </w:p>
+    <w:p>
+      <w:r>
+        <w:t>Source review status: ACCEPTED</w:t>
+      </w:r>
+    </w:p>
+    <w:p>
+      <w:r>
+        <w:t>Packaging status: PASS - no .env*, dependency output, build output, .git directory or wrapper repository folder.</w:t>
+      </w:r>
+    </w:p>
+    <w:p>
+      <w:r>
+        <w:t>Remaining verification limits: browser core smoke requires real MBN_E2E_LOGIN and MBN_E2E_PASSWORD; DOCX visual render QA requires LibreOffice/soffice.</w:t>
       </w:r>
     </w:p>
     <w:sectPr>

--- a/docs/PRODUCT_ONLY_TRANSACTION_FIRST_NOTES-20260802.docx
+++ b/docs/PRODUCT_ONLY_TRANSACTION_FIRST_NOTES-20260802.docx
@@ -332,6 +332,39 @@
     <w:p>
       <w:r>
         <w:t>Remaining verification limits: browser core smoke requires real MBN_E2E_LOGIN and MBN_E2E_PASSWORD; DOCX visual render QA requires LibreOffice/soffice.</w:t>
+      </w:r>
+    </w:p>
+    <w:p>
+      <w:pPr>
+        <w:pStyle w:val="Heading1"/>
+      </w:pPr>
+      <w:r>
+        <w:t>Baseline release 2026-08-03</w:t>
+      </w:r>
+    </w:p>
+    <w:p>
+      <w:r>
+        <w:t>• Marketplace contract version: 2026-08-03.1.</w:t>
+      </w:r>
+    </w:p>
+    <w:p>
+      <w:r>
+        <w:t>• Accepted commits: Admin e3e1c2d; API 0f118e4; MBN e64ce96.</w:t>
+      </w:r>
+    </w:p>
+    <w:p>
+      <w:r>
+        <w:t>• Parent alignment: mini_bounded. AXIRO Mini kế thừa pattern phù hợp nhưng không tuyên bố exact parity với AXIRO cha và không port company, department, employee, HR, accounting, project hoặc compliance runtime.</w:t>
+      </w:r>
+    </w:p>
+    <w:p>
+      <w:r>
+        <w:t>• Browser smoke là gate bắt buộc trước merge hoặc phải có waiver bằng văn bản. Transactional E2E chỉ chạy trên database test đã migrate:fresh --seed.</w:t>
+      </w:r>
+    </w:p>
+    <w:p>
+      <w:r>
+        <w:t>• Các debt còn lại: chạy browser smoke với tài khoản thật, theo dõi bundle bằng số đo production build, và tiếp tục audit UX/selector dựa trên bằng chứng thực tế.</w:t>
       </w:r>
     </w:p>
     <w:sectPr>

--- a/docs/PRODUCT_ONLY_TRANSACTION_FIRST_NOTES-20260802.docx
+++ b/docs/PRODUCT_ONLY_TRANSACTION_FIRST_NOTES-20260802.docx
@@ -365,6 +365,59 @@
     <w:p>
       <w:r>
         <w:t>• Các debt còn lại: chạy browser smoke với tài khoản thật, theo dõi bundle bằng số đo production build, và tiếp tục audit UX/selector dựa trên bằng chứng thực tế.</w:t>
+      </w:r>
+    </w:p>
+    <w:p>
+      <w:r>
+        <w:rPr>
+          <w:b/>
+        </w:rPr>
+        <w:t xml:space="preserve">Release Evidence Update - 2026-08-04</w:t>
+      </w:r>
+    </w:p>
+    <w:p>
+      <w:r>
+        <w:t xml:space="preserve">Marketplace contract version: 2026-08-04.1.</w:t>
+      </w:r>
+    </w:p>
+    <w:p>
+      <w:r>
+        <w:t xml:space="preserve">Verification: API full PHPUnit passed with 112 tests and 1001 assertions; API Pint and marketplace integrity passed.</w:t>
+      </w:r>
+    </w:p>
+    <w:p>
+      <w:r>
+        <w:t xml:space="preserve">Transactional API E2E passed for sale wallet + dispute, rental lifecycle + deposit settlement, installment first period, payout reserve/approve/paid and document generation.</w:t>
+      </w:r>
+    </w:p>
+    <w:p>
+      <w:r>
+        <w:t xml:space="preserve">MBN browser core smoke passed login, account pages, offer-mode actions, payment modal, avatar upload, reload and avatar persistence after logout/login.</w:t>
+      </w:r>
+    </w:p>
+    <w:p>
+      <w:r>
+        <w:t xml:space="preserve">Admin CRUD browser smoke passed product, transaction, customer, document template and payout lifecycle modal checks.</w:t>
+      </w:r>
+    </w:p>
+    <w:p>
+      <w:r>
+        <w:t xml:space="preserve">Document template versioning passed: used templates are immutable; editing creates a new version and new generated documents use the latest published template.</w:t>
+      </w:r>
+    </w:p>
+    <w:p>
+      <w:r>
+        <w:t xml:space="preserve">Admin bundle measurement: antd-core is about 1269.9 KB and remains an over-budget performance debt, not a runtime blocker.</w:t>
+      </w:r>
+    </w:p>
+    <w:p>
+      <w:r>
+        <w:t xml:space="preserve">DOCX QA: structural integrity is required with unzip -tq. Independent LibreOffice visual render reported four pages per document with no clipping, overlap or layout break.</w:t>
+      </w:r>
+    </w:p>
+    <w:p>
+      <w:r>
+        <w:t xml:space="preserve">Scope remains Mini bounded: one admin, many customers; no RBAC graph, company, department, employee, HR, accounting, project or report runtime is introduced.</w:t>
       </w:r>
     </w:p>
     <w:sectPr>

--- a/docs/PRODUCT_ONLY_TRANSACTION_FIRST_NOTES-20260802.docx
+++ b/docs/PRODUCT_ONLY_TRANSACTION_FIRST_NOTES-20260802.docx
@@ -418,6 +418,81 @@
     <w:p>
       <w:r>
         <w:t xml:space="preserve">Scope remains Mini bounded: one admin, many customers; no RBAC graph, company, department, employee, HR, accounting, project or report runtime is introduced.</w:t>
+      </w:r>
+    </w:p>
+    <w:p>
+      <w:r>
+        <w:rPr>
+          <w:b/>
+          <w:sz w:val="28"/>
+        </w:rPr>
+        <w:t>All Tasks Closure Update - 2026-08-04</w:t>
+      </w:r>
+    </w:p>
+    <w:p>
+      <w:r>
+        <w:rPr>
+          <w:b/>
+        </w:rPr>
+        <w:t xml:space="preserve">• </w:t>
+      </w:r>
+      <w:r>
+        <w:t>Marketplace contract remains 2026-08-04.1 under the mini_bounded parent-alignment policy.</w:t>
+      </w:r>
+    </w:p>
+    <w:p>
+      <w:r>
+        <w:rPr>
+          <w:b/>
+        </w:rPr>
+        <w:t xml:space="preserve">• </w:t>
+      </w:r>
+      <w:r>
+        <w:t>Admin now lazy-loads transaction, payout, and document-template modal/editor owners; bundle analysis measures initial and route closures and enforces an explicit waiver for any over-budget release.</w:t>
+      </w:r>
+    </w:p>
+    <w:p>
+      <w:r>
+        <w:rPr>
+          <w:b/>
+        </w:rPr>
+        <w:t xml:space="preserve">• </w:t>
+      </w:r>
+      <w:r>
+        <w:t>API adds customer-isolation regression coverage for wallet and generated documents and a shared rental money/deadline guidance contract for Admin and customer surfaces.</w:t>
+      </w:r>
+    </w:p>
+    <w:p>
+      <w:r>
+        <w:rPr>
+          <w:b/>
+        </w:rPr>
+        <w:t xml:space="preserve">• </w:t>
+      </w:r>
+      <w:r>
+        <w:t>MBN purchase policy no longer hard-codes refund percentages or deadlines outside the transaction contract.</w:t>
+      </w:r>
+    </w:p>
+    <w:p>
+      <w:r>
+        <w:rPr>
+          <w:b/>
+        </w:rPr>
+        <w:t xml:space="preserve">• </w:t>
+      </w:r>
+      <w:r>
+        <w:t>React and AntD warning closure prevents deprecated Space/Alert props and index-based table row keys from returning.</w:t>
+      </w:r>
+    </w:p>
+    <w:p>
+      <w:r>
+        <w:rPr>
+          <w:b/>
+        </w:rPr>
+        <w:t xml:space="preserve">• </w:t>
+      </w:r>
+      <w:r>
+        <w:t>Full dependency tests, production bundle measurement, and browser/transactional E2E must be rerun after these workspace changes before tagging a new accepted commit.</w:t>
       </w:r>
     </w:p>
     <w:sectPr>

--- a/docs/PRODUCT_ONLY_TRANSACTION_FIRST_NOTES-20260802.docx
+++ b/docs/PRODUCT_ONLY_TRANSACTION_FIRST_NOTES-20260802.docx
@@ -493,6 +493,97 @@
       </w:r>
       <w:r>
         <w:t>Full dependency tests, production bundle measurement, and browser/transactional E2E must be rerun after these workspace changes before tagging a new accepted commit.</w:t>
+      </w:r>
+    </w:p>
+    <w:p>
+      <w:r>
+        <w:rPr>
+          <w:b/>
+        </w:rPr>
+        <w:t>Release Closure Update - Initial Bundle, Responsive Browser and Payout Isolation</w:t>
+      </w:r>
+    </w:p>
+    <w:p>
+      <w:r>
+        <w:t>• Contract remains 2026-08-04.1 and Mini remains bounded to one admin and many customers.</w:t>
+      </w:r>
+    </w:p>
+    <w:p>
+      <w:r>
+        <w:t>• Admin login and application shell are lazy entry owners; forced AntD rc/icon shared chunks were removed pending a fresh bundle measurement.</w:t>
+      </w:r>
+    </w:p>
+    <w:p>
+      <w:r>
+        <w:t>• MBN browser smoke includes desktop, tablet and mobile overflow checks in addition to avatar persistence and offer-mode actions.</w:t>
+      </w:r>
+    </w:p>
+    <w:p>
+      <w:r>
+        <w:t>• Customer payout isolation now prevents another customer from viewing or cancelling an unrelated withdrawal.</w:t>
+      </w:r>
+    </w:p>
+    <w:p>
+      <w:r>
+        <w:t>• Payout presentation distinguishes held, approved, paid, rejected and customer-cancelled money states.</w:t>
+      </w:r>
+    </w:p>
+    <w:p>
+      <w:r>
+        <w:t>• The one-command release requires DOCX render output and records Git HEAD source states when run inside connected repositories.</w:t>
+      </w:r>
+    </w:p>
+    <w:p>
+      <w:r>
+        <w:t>• Final commit hashes must be written only after applying, committing and pushing these changes in the actual repositories.</w:t>
+      </w:r>
+    </w:p>
+    <w:p>
+      <w:pPr>
+        <w:pStyle w:val="Heading1"/>
+      </w:pPr>
+      <w:r>
+        <w:t>Final Release Closure Follow-up - 2026-08-04</w:t>
+      </w:r>
+    </w:p>
+    <w:p>
+      <w:pPr>
+        <w:pStyle w:val="ListParagraph"/>
+      </w:pPr>
+      <w:r>
+        <w:t>• Admin bootstrap now imports ConfigProvider from the direct AntD subpath and removes the unused AntD App provider. This targets the real initial import graph rather than renaming chunks.</w:t>
+      </w:r>
+    </w:p>
+    <w:p>
+      <w:pPr>
+        <w:pStyle w:val="ListParagraph"/>
+      </w:pPr>
+      <w:r>
+        <w:t>• The release runner requires clean source repositories synchronized with their upstream branches and records exact pre-release Git commit hashes.</w:t>
+      </w:r>
+    </w:p>
+    <w:p>
+      <w:pPr>
+        <w:pStyle w:val="ListParagraph"/>
+      </w:pPr>
+      <w:r>
+        <w:t>• The finalize-evidence command updates all three baseline evidence files only after the source commits have been pushed. Evidence changes are then committed separately.</w:t>
+      </w:r>
+    </w:p>
+    <w:p>
+      <w:pPr>
+        <w:pStyle w:val="ListParagraph"/>
+      </w:pPr>
+      <w:r>
+        <w:t>• Build, PHPUnit, browser, transactional, responsive and bundle measurements must be rerun after these source changes. Older results are not reused.</w:t>
+      </w:r>
+    </w:p>
+    <w:p>
+      <w:pPr>
+        <w:pStyle w:val="ListParagraph"/>
+      </w:pPr>
+      <w:r>
+        <w:t>• Current contract version remains 2026-08-04.1 and the Mini runtime remains bounded to customer, product, transaction, payment, wallet, payout, document, support and trust domains.</w:t>
       </w:r>
     </w:p>
     <w:sectPr>

--- a/docs/PRODUCT_ONLY_TRANSACTION_FIRST_NOTES-20260802.docx
+++ b/docs/PRODUCT_ONLY_TRANSACTION_FIRST_NOTES-20260802.docx
@@ -584,6 +584,35 @@
       </w:pPr>
       <w:r>
         <w:t>• Current contract version remains 2026-08-04.1 and the Mini runtime remains bounded to customer, product, transaction, payment, wallet, payout, document, support and trust domains.</w:t>
+      </w:r>
+    </w:p>
+    <w:p>
+      <w:r>
+        <w:rPr>
+          <w:b/>
+          <w:sz w:val="28"/>
+        </w:rPr>
+        <w:t>Remaining Tasks Closure Update - 2026-08-04</w:t>
+      </w:r>
+    </w:p>
+    <w:p>
+      <w:r>
+        <w:t>• Admin moved ConfigProvider, Vietnamese locale, and the static message holder out of main.jsx into AdminThemeProvider, imported only by lazy Login and AdminLayout owners. A fresh build:analyze is required before claiming a new initial JS measurement.</w:t>
+      </w:r>
+    </w:p>
+    <w:p>
+      <w:r>
+        <w:t>• The release summary now records individual API, Admin, MBN, browser, transactional, DOCX, and packaging gates together with the exact pre-release Git hashes.</w:t>
+      </w:r>
+    </w:p>
+    <w:p>
+      <w:r>
+        <w:t>• The PHP evidence finalizer only promotes browser, transactional, and DOCX results when the release summary passed and all three source hashes match the current clean pushed HEAD values. Stale summaries are rejected.</w:t>
+      </w:r>
+    </w:p>
+    <w:p>
+      <w:r>
+        <w:t>• Previous bundle and browser results remain historical and are pending re-verification after this source change. No pass status is inferred from source guards alone.</w:t>
       </w:r>
     </w:p>
     <w:sectPr>

--- a/docs/PRODUCT_ONLY_TRANSACTION_FIRST_NOTES-20260802.docx
+++ b/docs/PRODUCT_ONLY_TRANSACTION_FIRST_NOTES-20260802.docx
@@ -613,6 +613,121 @@
     <w:p>
       <w:r>
         <w:t>• Previous bundle and browser results remain historical and are pending re-verification after this source change. No pass status is inferred from source guards alone.</w:t>
+      </w:r>
+    </w:p>
+    <w:p>
+      <w:r>
+        <w:br w:type="page"/>
+      </w:r>
+    </w:p>
+    <w:p>
+      <w:pPr>
+        <w:pStyle w:val="Heading1"/>
+      </w:pPr>
+      <w:r>
+        <w:t>Final Canonical Closure - 2026-08-04</w:t>
+      </w:r>
+    </w:p>
+    <w:p>
+      <w:r>
+        <w:rPr>
+          <w:b/>
+        </w:rPr>
+        <w:t xml:space="preserve">Contract: </w:t>
+      </w:r>
+      <w:r>
+        <w:t>2026-08-04.1</w:t>
+      </w:r>
+    </w:p>
+    <w:p>
+      <w:r>
+        <w:rPr>
+          <w:b/>
+        </w:rPr>
+        <w:t xml:space="preserve">Scope: </w:t>
+      </w:r>
+      <w:r>
+        <w:t>mini_bounded; one Admin, multiple customers; no runtime company/RBAC/HR/accounting/report/project.</w:t>
+      </w:r>
+    </w:p>
+    <w:p>
+      <w:r>
+        <w:rPr>
+          <w:b/>
+        </w:rPr>
+        <w:t>Closed source areas</w:t>
+      </w:r>
+    </w:p>
+    <w:p>
+      <w:pPr>
+        <w:pStyle w:val="ListParagraph"/>
+      </w:pPr>
+      <w:r>
+        <w:t>• BaseForm semantic grid, responsive BaseFilter, shared confirm/reject review UX and canonical enum labels.</w:t>
+      </w:r>
+    </w:p>
+    <w:p>
+      <w:pPr>
+        <w:pStyle w:val="ListParagraph"/>
+      </w:pPr>
+      <w:r>
+        <w:t>• Transaction/payment/payout/document lifecycle owners, fresh demo fixtures and customer isolation contracts.</w:t>
+      </w:r>
+    </w:p>
+    <w:p>
+      <w:pPr>
+        <w:pStyle w:val="ListParagraph"/>
+      </w:pPr>
+      <w:r>
+        <w:t>• Admin initial bundle ownership, lazy route owners, MBN page/data/CSS owners and release package guards.</w:t>
+      </w:r>
+    </w:p>
+    <w:p>
+      <w:pPr>
+        <w:pStyle w:val="ListParagraph"/>
+      </w:pPr>
+      <w:r>
+        <w:t>• PHP finalizer promotes browser/E2E/DOCX evidence only from a passed, hash-matched release summary.</w:t>
+      </w:r>
+    </w:p>
+    <w:p>
+      <w:r>
+        <w:rPr>
+          <w:b/>
+        </w:rPr>
+        <w:t>Runtime gates still required before a new tag</w:t>
+      </w:r>
+    </w:p>
+    <w:p>
+      <w:pPr>
+        <w:pStyle w:val="ListParagraph"/>
+      </w:pPr>
+      <w:r>
+        <w:t>• Run composer release:all on a fresh testing database with valid Admin/MBN browser credentials.</w:t>
+      </w:r>
+    </w:p>
+    <w:p>
+      <w:pPr>
+        <w:pStyle w:val="ListParagraph"/>
+      </w:pPr>
+      <w:r>
+        <w:t>• Require non-skip document-template successor mutation and verify version plus supersedes_template_id.</w:t>
+      </w:r>
+    </w:p>
+    <w:p>
+      <w:pPr>
+        <w:pStyle w:val="ListParagraph"/>
+      </w:pPr>
+      <w:r>
+        <w:t>• Render DOCX through the official release runner and inspect every page.</w:t>
+      </w:r>
+    </w:p>
+    <w:p>
+      <w:pPr>
+        <w:pStyle w:val="ListParagraph"/>
+      </w:pPr>
+      <w:r>
+        <w:t>• Run release:finalize-evidence only after all three source commits are clean, pushed and hash-matched.</w:t>
       </w:r>
     </w:p>
     <w:sectPr>

--- a/docs/PRODUCT_ONLY_TRANSACTION_FIRST_NOTES-20260802.docx
+++ b/docs/PRODUCT_ONLY_TRANSACTION_FIRST_NOTES-20260802.docx
@@ -616,118 +616,41 @@
       </w:r>
     </w:p>
     <w:p>
-      <w:r>
-        <w:br w:type="page"/>
-      </w:r>
-    </w:p>
-    <w:p>
       <w:pPr>
         <w:pStyle w:val="Heading1"/>
       </w:pPr>
       <w:r>
-        <w:t>Final Canonical Closure - 2026-08-04</w:t>
-      </w:r>
-    </w:p>
-    <w:p>
-      <w:r>
-        <w:rPr>
-          <w:b/>
-        </w:rPr>
-        <w:t xml:space="preserve">Contract: </w:t>
-      </w:r>
-      <w:r>
-        <w:t>2026-08-04.1</w:t>
-      </w:r>
-    </w:p>
-    <w:p>
-      <w:r>
-        <w:rPr>
-          <w:b/>
-        </w:rPr>
-        <w:t xml:space="preserve">Scope: </w:t>
-      </w:r>
-      <w:r>
-        <w:t>mini_bounded; one Admin, multiple customers; no runtime company/RBAC/HR/accounting/report/project.</w:t>
-      </w:r>
-    </w:p>
-    <w:p>
-      <w:r>
-        <w:rPr>
-          <w:b/>
-        </w:rPr>
-        <w:t>Closed source areas</w:t>
-      </w:r>
-    </w:p>
-    <w:p>
-      <w:pPr>
-        <w:pStyle w:val="ListParagraph"/>
-      </w:pPr>
-      <w:r>
-        <w:t>• BaseForm semantic grid, responsive BaseFilter, shared confirm/reject review UX and canonical enum labels.</w:t>
-      </w:r>
-    </w:p>
-    <w:p>
-      <w:pPr>
-        <w:pStyle w:val="ListParagraph"/>
-      </w:pPr>
-      <w:r>
-        <w:t>• Transaction/payment/payout/document lifecycle owners, fresh demo fixtures and customer isolation contracts.</w:t>
-      </w:r>
-    </w:p>
-    <w:p>
-      <w:pPr>
-        <w:pStyle w:val="ListParagraph"/>
-      </w:pPr>
-      <w:r>
-        <w:t>• Admin initial bundle ownership, lazy route owners, MBN page/data/CSS owners and release package guards.</w:t>
-      </w:r>
-    </w:p>
-    <w:p>
-      <w:pPr>
-        <w:pStyle w:val="ListParagraph"/>
-      </w:pPr>
-      <w:r>
-        <w:t>• PHP finalizer promotes browser/E2E/DOCX evidence only from a passed, hash-matched release summary.</w:t>
-      </w:r>
-    </w:p>
-    <w:p>
-      <w:r>
-        <w:rPr>
-          <w:b/>
-        </w:rPr>
-        <w:t>Runtime gates still required before a new tag</w:t>
-      </w:r>
-    </w:p>
-    <w:p>
-      <w:pPr>
-        <w:pStyle w:val="ListParagraph"/>
-      </w:pPr>
-      <w:r>
-        <w:t>• Run composer release:all on a fresh testing database with valid Admin/MBN browser credentials.</w:t>
-      </w:r>
-    </w:p>
-    <w:p>
-      <w:pPr>
-        <w:pStyle w:val="ListParagraph"/>
-      </w:pPr>
-      <w:r>
-        <w:t>• Require non-skip document-template successor mutation and verify version plus supersedes_template_id.</w:t>
-      </w:r>
-    </w:p>
-    <w:p>
-      <w:pPr>
-        <w:pStyle w:val="ListParagraph"/>
-      </w:pPr>
-      <w:r>
-        <w:t>• Render DOCX through the official release runner and inspect every page.</w:t>
-      </w:r>
-    </w:p>
-    <w:p>
-      <w:pPr>
-        <w:pStyle w:val="ListParagraph"/>
-      </w:pPr>
-      <w:r>
-        <w:t>• Run release:finalize-evidence only after all three source commits are clean, pushed and hash-matched.</w:t>
+        <w:t>Bundle, Security and Visual Closure - 2026-08-04</w:t>
+      </w:r>
+    </w:p>
+    <w:p>
+      <w:r>
+        <w:t>• Admin transaction detail mounts only the active payment, document, timeline or admin-action panel.</w:t>
+      </w:r>
+    </w:p>
+    <w:p>
+      <w:r>
+        <w:t>• MBN application theme shell and account/page styles are route-owned instead of being forced into the initial entry.</w:t>
+      </w:r>
+    </w:p>
+    <w:p>
+      <w:r>
+        <w:t>• Axios security floor is 1.19.0 and form-data security floor is 4.0.6; npm audit is a required release gate.</w:t>
+      </w:r>
+    </w:p>
+    <w:p>
+      <w:r>
+        <w:t>• Admin and MBN visual regression gates cover desktop, tablet and mobile layouts, horizontal overflow and compressed form controls.</w:t>
+      </w:r>
+    </w:p>
+    <w:p>
+      <w:r>
+        <w:t>• Bundle and browser evidence must be regenerated after these source changes; previous measurements remain historical only.</w:t>
+      </w:r>
+    </w:p>
+    <w:p>
+      <w:r>
+        <w:t>• Runtime scope remains Mini bounded: customer, product, transaction, payment, wallet, payout, document, support and trust.</w:t>
       </w:r>
     </w:p>
     <w:sectPr>

--- a/docs/PRODUCT_ONLY_TRANSACTION_FIRST_NOTES-20260802.docx
+++ b/docs/PRODUCT_ONLY_TRANSACTION_FIRST_NOTES-20260802.docx
@@ -651,6 +651,47 @@
     <w:p>
       <w:r>
         <w:t>• Runtime scope remains Mini bounded: customer, product, transaction, payment, wallet, payout, document, support and trust.</w:t>
+      </w:r>
+    </w:p>
+    <w:p>
+      <w:pPr>
+        <w:pStyle w:val="Heading1"/>
+      </w:pPr>
+      <w:r>
+        <w:t>Route and CSS Owner Closure - 2026-08-04</w:t>
+      </w:r>
+    </w:p>
+    <w:p>
+      <w:r>
+        <w:rPr>
+          <w:b/>
+        </w:rPr>
+        <w:t xml:space="preserve">Admin: </w:t>
+      </w:r>
+      <w:r>
+        <w:t>Reconciliation summary/export, Transaction Detail command/sections, and Notification Detail presentation are demand-loaded owners. Fresh bundle measurement is required.</w:t>
+      </w:r>
+    </w:p>
+    <w:p>
+      <w:r>
+        <w:rPr>
+          <w:b/>
+        </w:rPr>
+        <w:t xml:space="preserve">MBN: </w:t>
+      </w:r>
+      <w:r>
+        <w:t>Account and route-specific mobile styles were removed from the global manifest. Sass manifests use @forward and deprecated SCSS @import is blocked.</w:t>
+      </w:r>
+    </w:p>
+    <w:p>
+      <w:r>
+        <w:rPr>
+          <w:b/>
+        </w:rPr>
+        <w:t xml:space="preserve">Release evidence: </w:t>
+      </w:r>
+      <w:r>
+        <w:t>All build, browser, transactional, DOCX and hash-finalization gates are pending rerun after these source changes. No previous runtime result may be reused.</w:t>
       </w:r>
     </w:p>
     <w:sectPr>

--- a/docs/PRODUCT_ONLY_TRANSACTION_FIRST_NOTES-20260802.docx
+++ b/docs/PRODUCT_ONLY_TRANSACTION_FIRST_NOTES-20260802.docx
@@ -692,6 +692,39 @@
       </w:r>
       <w:r>
         <w:t>All build, browser, transactional, DOCX and hash-finalization gates are pending rerun after these source changes. No previous runtime result may be reused.</w:t>
+      </w:r>
+    </w:p>
+    <w:p>
+      <w:pPr>
+        <w:pStyle w:val="Heading1"/>
+      </w:pPr>
+      <w:r>
+        <w:t>Owner split follow-up — 2026-08-05</w:t>
+      </w:r>
+    </w:p>
+    <w:p>
+      <w:r>
+        <w:t>• Admin separates BaseForm, BaseFilter, BaseTable and Reconciliation presentation/control owners without changing marketplace behavior or API contracts.</w:t>
+      </w:r>
+    </w:p>
+    <w:p>
+      <w:r>
+        <w:t>• MBN keeps account, purchase-detail and content-route styles under route owners and prevents route-only CSS from returning to the global manifest.</w:t>
+      </w:r>
+    </w:p>
+    <w:p>
+      <w:r>
+        <w:t>• The API transaction, payout, document-template versioning, customer isolation and mini_bounded scope are unchanged.</w:t>
+      </w:r>
+    </w:p>
+    <w:p>
+      <w:r>
+        <w:t>• Any bundle, browser, transactional E2E or release evidence produced before this source update is historical and must not be reused.</w:t>
+      </w:r>
+    </w:p>
+    <w:p>
+      <w:r>
+        <w:t>• Final release verification requires clean committed and pushed Git HEADs, fresh frontend builds, visual regression, full API tests, composer release:all and hash-matched evidence finalization.</w:t>
       </w:r>
     </w:p>
     <w:sectPr>

--- a/docs/PRODUCT_ONLY_TRANSACTION_FIRST_NOTES-20260802.docx
+++ b/docs/PRODUCT_ONLY_TRANSACTION_FIRST_NOTES-20260802.docx
@@ -725,6 +725,104 @@
     <w:p>
       <w:r>
         <w:t>• Final release verification requires clean committed and pushed Git HEADs, fresh frontend builds, visual regression, full API tests, composer release:all and hash-matched evidence finalization.</w:t>
+      </w:r>
+    </w:p>
+    <w:p>
+      <w:pPr>
+        <w:pStyle w:val="Heading1"/>
+      </w:pPr>
+      <w:r>
+        <w:t>Giao dịch trung gian tài sản số — 2026-08-05</w:t>
+      </w:r>
+    </w:p>
+    <w:p>
+      <w:r>
+        <w:t>Phạm vi Mini bounded: mở rộng transaction lifecycle hiện có cho tài khoản trò chơi và vật phẩm trong game; không tạo module escrow song song và không đưa company, RBAC phức tạp, HR, accounting, report hoặc project runtime vào AXIRO Mini.</w:t>
+      </w:r>
+    </w:p>
+    <w:p>
+      <w:r>
+        <w:rPr>
+          <w:b/>
+        </w:rPr>
+        <w:t>Ownership và contract</w:t>
+      </w:r>
+    </w:p>
+    <w:p>
+      <w:pPr>
+        <w:pStyle w:val="ListParagraph"/>
+      </w:pPr>
+      <w:r>
+        <w:t>• API dùng TransactionEscrowHandoverService dưới TransactionLifecycleService và TransactionActionPolicy; phương thức bàn giao, thời gian kiểm tra và yêu cầu biên bản được snapshot bất biến vào transaction.</w:t>
+      </w:r>
+    </w:p>
+    <w:p>
+      <w:pPr>
+        <w:pStyle w:val="ListParagraph"/>
+      </w:pPr>
+      <w:r>
+        <w:t>• Admin tiếp tục dùng BaseForm/BaseFormControl và lazy TransactionEscrowPanel; MBN dùng repository marketplace, useProductForm, usePurchaseDetailActions, useTransactionEscrowAction, BaseForm và GamingModal.</w:t>
+      </w:r>
+    </w:p>
+    <w:p>
+      <w:pPr>
+        <w:pStyle w:val="ListParagraph"/>
+      </w:pPr>
+      <w:r>
+        <w:t>• Contract 2026-08-05.1 đồng bộ ba repo, hỗ trợ account_credentials, email_transfer, in_game_trade và gift_code.</w:t>
+      </w:r>
+    </w:p>
+    <w:p>
+      <w:r>
+        <w:rPr>
+          <w:b/>
+        </w:rPr>
+        <w:t>Luồng giao dịch</w:t>
+      </w:r>
+    </w:p>
+    <w:p>
+      <w:pPr>
+        <w:pStyle w:val="ListParagraph"/>
+      </w:pPr>
+      <w:r>
+        <w:t>1. Người bán cấu hình loại tài sản, phương thức bàn giao, thời gian kiểm tra và yêu cầu biên bản trước bàn giao.</w:t>
+      </w:r>
+    </w:p>
+    <w:p>
+      <w:pPr>
+        <w:pStyle w:val="ListParagraph"/>
+      </w:pPr>
+      <w:r>
+        <w:t>2. Khi checkout, chính sách được snapshot vào giao dịch. Sau thanh toán, seller_handover bị khóa nếu thiếu before_handover snapshot bắt buộc.</w:t>
+      </w:r>
+    </w:p>
+    <w:p>
+      <w:pPr>
+        <w:pStyle w:val="ListParagraph"/>
+      </w:pPr>
+      <w:r>
+        <w:t>3. Bàn giao hợp lệ mở inspection_deadline_at; bên nhận xác nhận bằng buyer_receive hoặc mở tranh chấp nếu sai lệch.</w:t>
+      </w:r>
+    </w:p>
+    <w:p>
+      <w:pPr>
+        <w:pStyle w:val="ListParagraph"/>
+      </w:pPr>
+      <w:r>
+        <w:t>4. Biên bản giao dịch và checklist an toàn sử dụng snapshot giao dịch, không đọc động cấu hình sản phẩm sau checkout.</w:t>
+      </w:r>
+    </w:p>
+    <w:p>
+      <w:r>
+        <w:rPr>
+          <w:b/>
+        </w:rPr>
+        <w:t>An toàn dữ liệu và kiểm chứng</w:t>
+      </w:r>
+    </w:p>
+    <w:p>
+      <w:r>
+        <w:t>Không lưu hoặc yêu cầu mật khẩu, OTP, mã khôi phục, cookie hay secret trong schema, note, form hoặc document merge fields. Demo có ITEM-0901 cho luồng in_game_trade; transactional E2E source bao phủ snapshot, inspection deadline, rental và item handover. Browser, PHPUnit, transactional E2E và release:all phải chạy lại từ clean pushed HEAD trước khi finalize evidence.</w:t>
       </w:r>
     </w:p>
     <w:sectPr>

--- a/docs/PRODUCT_ONLY_TRANSACTION_FIRST_NOTES-20260802.docx
+++ b/docs/PRODUCT_ONLY_TRANSACTION_FIRST_NOTES-20260802.docx
@@ -823,6 +823,130 @@
     <w:p>
       <w:r>
         <w:t>Không lưu hoặc yêu cầu mật khẩu, OTP, mã khôi phục, cookie hay secret trong schema, note, form hoặc document merge fields. Demo có ITEM-0901 cho luồng in_game_trade; transactional E2E source bao phủ snapshot, inspection deadline, rental và item handover. Browser, PHPUnit, transactional E2E và release:all phải chạy lại từ clean pushed HEAD trước khi finalize evidence.</w:t>
+      </w:r>
+    </w:p>
+    <w:p>
+      <w:pPr>
+        <w:pStyle w:val="Heading1"/>
+        <w:pageBreakBefore/>
+      </w:pPr>
+      <w:r>
+        <w:t>Escrow Box validation and counterparty lifecycle hardening</w:t>
+      </w:r>
+    </w:p>
+    <w:p>
+      <w:r>
+        <w:t>• Escrow Box create and terms-edit screens now share BaseForm state, nested field errors, and one payload builder.</w:t>
+      </w:r>
+    </w:p>
+    <w:p>
+      <w:r>
+        <w:t>• Horizontal exchange omits top-up fields; only exchange with top-up requires at least 1,000 VND.</w:t>
+      </w:r>
+    </w:p>
+    <w:p>
+      <w:r>
+        <w:t>• Escrow Box detail keeps all React hooks above loading and error returns.</w:t>
+      </w:r>
+    </w:p>
+    <w:p>
+      <w:r>
+        <w:t>• Phone invitations use database-bounded lookup, row locking, privacy aliases, cancel-before-accept, and replacement support.</w:t>
+      </w:r>
+    </w:p>
+    <w:p>
+      <w:r>
+        <w:t>• A cancelled invite returns the Box to awaiting_counterparty and sends a neutral notification to the removed invitee.</w:t>
+      </w:r>
+    </w:p>
+    <w:p>
+      <w:r>
+        <w:t>• After acceptance, participant replacement is forbidden; financial, handover, dispute, and settlement owners remain canonical.</w:t>
+      </w:r>
+    </w:p>
+    <w:p>
+      <w:r>
+        <w:t>• Source, recovery, package, ownership, and syntax guards pass. Runtime Pint, PHPUnit, lint, build, browser, E2E, and release evidence require rerun on clean Git repositories.</w:t>
+      </w:r>
+    </w:p>
+    <w:p>
+      <w:pPr>
+        <w:pStyle w:val="Heading1"/>
+      </w:pPr>
+      <w:r>
+        <w:t>Parent Activity Timeline runtime closure</w:t>
+      </w:r>
+    </w:p>
+    <w:p>
+      <w:pPr>
+        <w:pStyle w:val="ListParagraph"/>
+      </w:pPr>
+      <w:r>
+        <w:t>• AXIRO Mini dùng cùng activity/timeline contract với AXIRO Cha; useTimeline là exact source.</w:t>
+      </w:r>
+    </w:p>
+    <w:p>
+      <w:pPr>
+        <w:pStyle w:val="ListParagraph"/>
+      </w:pPr>
+      <w:r>
+        <w:t>• EscrowBoxEvent và customer Bên A/B masking là bounded adapter của Mini, không kéo company, RBAC, Audit Center hoặc Activity Inbox.</w:t>
+      </w:r>
+    </w:p>
+    <w:p>
+      <w:pPr>
+        <w:pStyle w:val="ListParagraph"/>
+      </w:pPr>
+      <w:r>
+        <w:t>• Timeline API lọc và phân trang tại database boundary; chỉ tải actor và agreement version của trang hiện tại.</w:t>
+      </w:r>
+    </w:p>
+    <w:p>
+      <w:pPr>
+        <w:pStyle w:val="ListParagraph"/>
+      </w:pPr>
+      <w:r>
+        <w:t>• Điều khoản cập nhật hiển thị old/new đã qua AuditPayloadSanitizer; Admin và customer dùng cùng event description canonical.</w:t>
+      </w:r>
+    </w:p>
+    <w:p>
+      <w:pPr>
+        <w:pStyle w:val="ListParagraph"/>
+      </w:pPr>
+      <w:r>
+        <w:t>• Contract hiện tại: 2026-08-06.6, API v70. Runtime Pint/PHPUnit/lint/build/browser/release phải chạy lại trên Git HEAD có dependencies đầy đủ.</w:t>
+      </w:r>
+    </w:p>
+    <w:p>
+      <w:pPr>
+        <w:pStyle w:val="Heading1"/>
+      </w:pPr>
+      <w:r>
+        <w:t>Generated Laravel cache source-clean closure</w:t>
+      </w:r>
+    </w:p>
+    <w:p>
+      <w:pPr>
+        <w:pStyle w:val="ListParagraph"/>
+      </w:pPr>
+      <w:r>
+        <w:t>• bootstrap/cache/packages.php và bootstrap/cache/services.php đã được loại khỏi source package.</w:t>
+      </w:r>
+    </w:p>
+    <w:p>
+      <w:pPr>
+        <w:pStyle w:val="ListParagraph"/>
+      </w:pPr>
+      <w:r>
+        <w:t>• Release-package và recovery-baseline checker đều fail-closed với generated cache; chỉ .gitignore được phép tồn tại.</w:t>
+      </w:r>
+    </w:p>
+    <w:p>
+      <w:pPr>
+        <w:pStyle w:val="ListParagraph"/>
+      </w:pPr>
+      <w:r>
+        <w:t>• Regression probe xác nhận checker từ chối generated cache trước khi đóng ZIP.</w:t>
       </w:r>
     </w:p>
     <w:sectPr>
